--- a/tillsyn/A 5171-2026 tillsynsbegäran.docx
+++ b/tillsyn/A 5171-2026 tillsynsbegäran.docx
@@ -98,7 +98,25 @@
         <w:t>Korallblylav</w:t>
       </w:r>
       <w:r>
-        <w:t xml:space="preserve"> växer på bark av asp, ask, rönn, sälg, bok och lönn och signalerar överallt skogsbestånd med höga naturvärden och den följs nästan alltid av andra ovanliga och rödlistade arter. Den indikerar hög och jämn luftfuktighet och växer främst i områden med lång skoglig kontinuitet där det funnits ett ständigt inslag av gamla lövträd (SLU Artdatabanken, 2024; Nitare &amp; Skogsstyrelsen, 2019).</w:t>
+        <w:t xml:space="preserve"> växer på bark av asp, ask, rönn, sälg, bok och lönn och signalerar överallt skogsbestånd med höga naturvärden och den följs nästan alltid av andra ovanliga och rödlistade arter. Den indikerar hög och jämn luftfuktighet och växer främst i områden med lång skoglig kontinuitet där det funnits ett ständigt inslag av gamla lövträd. Korallblylav är typisk art för </w:t>
+      </w:r>
+      <w:r>
+        <w:rPr>
+          <w:i/>
+        </w:rPr>
+        <w:t xml:space="preserve">9020 Nordlig ädellövskog, 9070 Trädklädd betesmark, 9160 Näringsrik ekskog, 9180 Ädellövskog i branter </w:t>
+      </w:r>
+      <w:r>
+        <w:t>och</w:t>
+      </w:r>
+      <w:r>
+        <w:rPr>
+          <w:i/>
+        </w:rPr>
+        <w:t xml:space="preserve"> 9190 Näringsfattig ekskog</w:t>
+      </w:r>
+      <w:r>
+        <w:t xml:space="preserve"> (SLU Artdatabanken, 2024; Nitare &amp; Skogsstyrelsen, 2019).</w:t>
       </w:r>
     </w:p>
     <w:p>
@@ -109,7 +127,16 @@
         <w:t>Stuplav</w:t>
       </w:r>
       <w:r>
-        <w:t xml:space="preserve"> är en mycket bra signalart i hela sitt utbredningsområde och förekommer nästan enbart i skogsmiljöer med höga naturvärden. Den indikerar långvarig förekomst av gamla lövträd och miljöer med konstant hög luftfuktighet. I skogar med suboceaniskt klimat finns det en mycket sällsynt parasit, njurlavsknapp </w:t>
+        <w:t xml:space="preserve"> är en mycket bra signalart i hela sitt utbredningsområde och förekommer nästan enbart i skogsmiljöer med höga naturvärden. Den indikerar långvarig förekomst av gamla lövträd och miljöer med konstant hög luftfuktighet. Stuplav är typisk art för </w:t>
+      </w:r>
+      <w:r>
+        <w:rPr>
+          <w:i/>
+        </w:rPr>
+        <w:t>9010 Taiga</w:t>
+      </w:r>
+      <w:r>
+        <w:t xml:space="preserve">. I skogar med suboceaniskt klimat finns det en mycket sällsynt parasit, njurlavsknapp </w:t>
       </w:r>
       <w:r>
         <w:rPr>
@@ -142,7 +169,16 @@
         <w:t>Korallrot (§8)</w:t>
       </w:r>
       <w:r>
-        <w:t xml:space="preserve"> växer i sumpskogar och annan fuktig eller växelfuktig skogsmark, exempelvis i alkärr och kärrkanter, fuktiga bäckdalar, raviner, myrlaggar, sumpiga strandskogar samt i fuktiga lundar. Den visar på mer eller mindre stabila förhållanden och intakt hydrologi och är känslig för avverkning, körskador, skogsgödsling och dikning. Arten är fridlyst enligt 8 § artskyddsförordningen (SLU Artdatabanken, 2024; Nitare &amp; Skogsstyrelsen, 2019).</w:t>
+        <w:t xml:space="preserve"> växer i sumpskogar och annan fuktig eller växelfuktig skogsmark, exempelvis i alkärr och kärrkanter, fuktiga bäckdalar, raviner, myrlaggar, sumpiga strandskogar samt i fuktiga lundar. Den visar på mer eller mindre stabila förhållanden och intakt hydrologi och är känslig för avverkning, körskador, skogsgödsling och dikning. Korallrot är typisk art för </w:t>
+      </w:r>
+      <w:r>
+        <w:rPr>
+          <w:i/>
+        </w:rPr>
+        <w:t>9080 Lövsumpskog</w:t>
+      </w:r>
+      <w:r>
+        <w:t xml:space="preserve"> ochfridlyst enligt 8 § artskyddsförordningen (SLU Artdatabanken, 2024; Nitare &amp; Skogsstyrelsen, 2019).</w:t>
       </w:r>
     </w:p>
     <w:sectPr>
@@ -273,7 +309,7 @@
     <w:r>
       <w:tab/>
       <w:tab/>
-      <w:t>2026-01-28</w:t>
+      <w:t>2026-01-29</w:t>
       <w:br/>
       <w:br/>
     </w:r>

--- a/tillsyn/A 5171-2026 tillsynsbegäran.docx
+++ b/tillsyn/A 5171-2026 tillsynsbegäran.docx
@@ -309,7 +309,7 @@
     <w:r>
       <w:tab/>
       <w:tab/>
-      <w:t>2026-01-29</w:t>
+      <w:t>2026-01-30</w:t>
       <w:br/>
       <w:br/>
     </w:r>

--- a/tillsyn/A 5171-2026 tillsynsbegäran.docx
+++ b/tillsyn/A 5171-2026 tillsynsbegäran.docx
@@ -309,7 +309,7 @@
     <w:r>
       <w:tab/>
       <w:tab/>
-      <w:t>2026-01-30</w:t>
+      <w:t>2026-01-31</w:t>
       <w:br/>
       <w:br/>
     </w:r>

--- a/tillsyn/A 5171-2026 tillsynsbegäran.docx
+++ b/tillsyn/A 5171-2026 tillsynsbegäran.docx
@@ -309,7 +309,7 @@
     <w:r>
       <w:tab/>
       <w:tab/>
-      <w:t>2026-03-01</w:t>
+      <w:t>2026-03-02</w:t>
       <w:br/>
       <w:br/>
     </w:r>

--- a/tillsyn/A 5171-2026 tillsynsbegäran.docx
+++ b/tillsyn/A 5171-2026 tillsynsbegäran.docx
@@ -178,7 +178,7 @@
         <w:t>9080 Lövsumpskog</w:t>
       </w:r>
       <w:r>
-        <w:t xml:space="preserve"> ochfridlyst enligt 8 § artskyddsförordningen (SLU Artdatabanken, 2024; Nitare &amp; Skogsstyrelsen, 2019).</w:t>
+        <w:t xml:space="preserve"> och fridlyst enligt 8 § artskyddsförordningen (SLU Artdatabanken, 2024; Nitare &amp; Skogsstyrelsen, 2019).</w:t>
       </w:r>
     </w:p>
     <w:sectPr>
@@ -309,7 +309,7 @@
     <w:r>
       <w:tab/>
       <w:tab/>
-      <w:t>2026-03-02</w:t>
+      <w:t>2026-03-03</w:t>
       <w:br/>
       <w:br/>
     </w:r>

--- a/tillsyn/A 5171-2026 tillsynsbegäran.docx
+++ b/tillsyn/A 5171-2026 tillsynsbegäran.docx
@@ -309,7 +309,7 @@
     <w:r>
       <w:tab/>
       <w:tab/>
-      <w:t>2026-03-03</w:t>
+      <w:t>2026-03-04</w:t>
       <w:br/>
       <w:br/>
     </w:r>

--- a/tillsyn/A 5171-2026 tillsynsbegäran.docx
+++ b/tillsyn/A 5171-2026 tillsynsbegäran.docx
@@ -309,7 +309,7 @@
     <w:r>
       <w:tab/>
       <w:tab/>
-      <w:t>2026-03-04</w:t>
+      <w:t>2026-03-05</w:t>
       <w:br/>
       <w:br/>
     </w:r>

--- a/tillsyn/A 5171-2026 tillsynsbegäran.docx
+++ b/tillsyn/A 5171-2026 tillsynsbegäran.docx
@@ -309,7 +309,7 @@
     <w:r>
       <w:tab/>
       <w:tab/>
-      <w:t>2026-03-05</w:t>
+      <w:t>2026-03-06</w:t>
       <w:br/>
       <w:br/>
     </w:r>

--- a/tillsyn/A 5171-2026 tillsynsbegäran.docx
+++ b/tillsyn/A 5171-2026 tillsynsbegäran.docx
@@ -309,7 +309,7 @@
     <w:r>
       <w:tab/>
       <w:tab/>
-      <w:t>2026-03-06</w:t>
+      <w:t>2026-03-07</w:t>
       <w:br/>
       <w:br/>
     </w:r>

--- a/tillsyn/A 5171-2026 tillsynsbegäran.docx
+++ b/tillsyn/A 5171-2026 tillsynsbegäran.docx
@@ -309,7 +309,7 @@
     <w:r>
       <w:tab/>
       <w:tab/>
-      <w:t>2026-03-07</w:t>
+      <w:t>2026-03-08</w:t>
       <w:br/>
       <w:br/>
     </w:r>

--- a/tillsyn/A 5171-2026 tillsynsbegäran.docx
+++ b/tillsyn/A 5171-2026 tillsynsbegäran.docx
@@ -309,7 +309,7 @@
     <w:r>
       <w:tab/>
       <w:tab/>
-      <w:t>2026-03-08</w:t>
+      <w:t>2026-03-09</w:t>
       <w:br/>
       <w:br/>
     </w:r>

--- a/tillsyn/A 5171-2026 tillsynsbegäran.docx
+++ b/tillsyn/A 5171-2026 tillsynsbegäran.docx
@@ -309,7 +309,7 @@
     <w:r>
       <w:tab/>
       <w:tab/>
-      <w:t>2026-03-09</w:t>
+      <w:t>2026-03-10</w:t>
       <w:br/>
       <w:br/>
     </w:r>

--- a/tillsyn/A 5171-2026 tillsynsbegäran.docx
+++ b/tillsyn/A 5171-2026 tillsynsbegäran.docx
@@ -309,7 +309,7 @@
     <w:r>
       <w:tab/>
       <w:tab/>
-      <w:t>2026-03-10</w:t>
+      <w:t>2026-03-11</w:t>
       <w:br/>
       <w:br/>
     </w:r>

--- a/tillsyn/A 5171-2026 tillsynsbegäran.docx
+++ b/tillsyn/A 5171-2026 tillsynsbegäran.docx
@@ -309,7 +309,7 @@
     <w:r>
       <w:tab/>
       <w:tab/>
-      <w:t>2026-03-11</w:t>
+      <w:t>2026-03-12</w:t>
       <w:br/>
       <w:br/>
     </w:r>

--- a/tillsyn/A 5171-2026 tillsynsbegäran.docx
+++ b/tillsyn/A 5171-2026 tillsynsbegäran.docx
@@ -309,7 +309,7 @@
     <w:r>
       <w:tab/>
       <w:tab/>
-      <w:t>2026-03-12</w:t>
+      <w:t>2026-03-13</w:t>
       <w:br/>
       <w:br/>
     </w:r>

--- a/tillsyn/A 5171-2026 tillsynsbegäran.docx
+++ b/tillsyn/A 5171-2026 tillsynsbegäran.docx
@@ -309,7 +309,7 @@
     <w:r>
       <w:tab/>
       <w:tab/>
-      <w:t>2026-03-13</w:t>
+      <w:t>2026-03-16</w:t>
       <w:br/>
       <w:br/>
     </w:r>

--- a/tillsyn/A 5171-2026 tillsynsbegäran.docx
+++ b/tillsyn/A 5171-2026 tillsynsbegäran.docx
@@ -309,7 +309,7 @@
     <w:r>
       <w:tab/>
       <w:tab/>
-      <w:t>2026-03-16</w:t>
+      <w:t>2026-03-17</w:t>
       <w:br/>
       <w:br/>
     </w:r>

--- a/tillsyn/A 5171-2026 tillsynsbegäran.docx
+++ b/tillsyn/A 5171-2026 tillsynsbegäran.docx
@@ -309,7 +309,7 @@
     <w:r>
       <w:tab/>
       <w:tab/>
-      <w:t>2026-03-17</w:t>
+      <w:t>2026-03-18</w:t>
       <w:br/>
       <w:br/>
     </w:r>

--- a/tillsyn/A 5171-2026 tillsynsbegäran.docx
+++ b/tillsyn/A 5171-2026 tillsynsbegäran.docx
@@ -309,7 +309,7 @@
     <w:r>
       <w:tab/>
       <w:tab/>
-      <w:t>2026-03-18</w:t>
+      <w:t>2026-03-19</w:t>
       <w:br/>
       <w:br/>
     </w:r>

--- a/tillsyn/A 5171-2026 tillsynsbegäran.docx
+++ b/tillsyn/A 5171-2026 tillsynsbegäran.docx
@@ -309,7 +309,7 @@
     <w:r>
       <w:tab/>
       <w:tab/>
-      <w:t>2026-03-19</w:t>
+      <w:t>2026-03-20</w:t>
       <w:br/>
       <w:br/>
     </w:r>

--- a/tillsyn/A 5171-2026 tillsynsbegäran.docx
+++ b/tillsyn/A 5171-2026 tillsynsbegäran.docx
@@ -309,7 +309,7 @@
     <w:r>
       <w:tab/>
       <w:tab/>
-      <w:t>2026-03-20</w:t>
+      <w:t>2026-03-21</w:t>
       <w:br/>
       <w:br/>
     </w:r>

--- a/tillsyn/A 5171-2026 tillsynsbegäran.docx
+++ b/tillsyn/A 5171-2026 tillsynsbegäran.docx
@@ -309,7 +309,7 @@
     <w:r>
       <w:tab/>
       <w:tab/>
-      <w:t>2026-03-21</w:t>
+      <w:t>2026-03-22</w:t>
       <w:br/>
       <w:br/>
     </w:r>

--- a/tillsyn/A 5171-2026 tillsynsbegäran.docx
+++ b/tillsyn/A 5171-2026 tillsynsbegäran.docx
@@ -309,7 +309,7 @@
     <w:r>
       <w:tab/>
       <w:tab/>
-      <w:t>2026-03-22</w:t>
+      <w:t>2026-03-23</w:t>
       <w:br/>
       <w:br/>
     </w:r>

--- a/tillsyn/A 5171-2026 tillsynsbegäran.docx
+++ b/tillsyn/A 5171-2026 tillsynsbegäran.docx
@@ -309,7 +309,7 @@
     <w:r>
       <w:tab/>
       <w:tab/>
-      <w:t>2026-03-23</w:t>
+      <w:t>2026-03-24</w:t>
       <w:br/>
       <w:br/>
     </w:r>

--- a/tillsyn/A 5171-2026 tillsynsbegäran.docx
+++ b/tillsyn/A 5171-2026 tillsynsbegäran.docx
@@ -309,7 +309,7 @@
     <w:r>
       <w:tab/>
       <w:tab/>
-      <w:t>2026-03-24</w:t>
+      <w:t>2026-03-25</w:t>
       <w:br/>
       <w:br/>
     </w:r>

--- a/tillsyn/A 5171-2026 tillsynsbegäran.docx
+++ b/tillsyn/A 5171-2026 tillsynsbegäran.docx
@@ -309,7 +309,7 @@
     <w:r>
       <w:tab/>
       <w:tab/>
-      <w:t>2026-03-25</w:t>
+      <w:t>2026-03-26</w:t>
       <w:br/>
       <w:br/>
     </w:r>

--- a/tillsyn/A 5171-2026 tillsynsbegäran.docx
+++ b/tillsyn/A 5171-2026 tillsynsbegäran.docx
@@ -309,7 +309,7 @@
     <w:r>
       <w:tab/>
       <w:tab/>
-      <w:t>2026-03-26</w:t>
+      <w:t>2026-03-27</w:t>
       <w:br/>
       <w:br/>
     </w:r>

--- a/tillsyn/A 5171-2026 tillsynsbegäran.docx
+++ b/tillsyn/A 5171-2026 tillsynsbegäran.docx
@@ -309,7 +309,7 @@
     <w:r>
       <w:tab/>
       <w:tab/>
-      <w:t>2026-03-27</w:t>
+      <w:t>2026-03-28</w:t>
       <w:br/>
       <w:br/>
     </w:r>

--- a/tillsyn/A 5171-2026 tillsynsbegäran.docx
+++ b/tillsyn/A 5171-2026 tillsynsbegäran.docx
@@ -309,7 +309,7 @@
     <w:r>
       <w:tab/>
       <w:tab/>
-      <w:t>2026-03-28</w:t>
+      <w:t>2026-03-29</w:t>
       <w:br/>
       <w:br/>
     </w:r>

--- a/tillsyn/A 5171-2026 tillsynsbegäran.docx
+++ b/tillsyn/A 5171-2026 tillsynsbegäran.docx
@@ -309,7 +309,7 @@
     <w:r>
       <w:tab/>
       <w:tab/>
-      <w:t>2026-03-29</w:t>
+      <w:t>2026-03-30</w:t>
       <w:br/>
       <w:br/>
     </w:r>

--- a/tillsyn/A 5171-2026 tillsynsbegäran.docx
+++ b/tillsyn/A 5171-2026 tillsynsbegäran.docx
@@ -309,7 +309,7 @@
     <w:r>
       <w:tab/>
       <w:tab/>
-      <w:t>2026-03-30</w:t>
+      <w:t>2026-03-31</w:t>
       <w:br/>
       <w:br/>
     </w:r>

--- a/tillsyn/A 5171-2026 tillsynsbegäran.docx
+++ b/tillsyn/A 5171-2026 tillsynsbegäran.docx
@@ -309,7 +309,7 @@
     <w:r>
       <w:tab/>
       <w:tab/>
-      <w:t>2026-03-31</w:t>
+      <w:t>2026-04-01</w:t>
       <w:br/>
       <w:br/>
     </w:r>

--- a/tillsyn/A 5171-2026 tillsynsbegäran.docx
+++ b/tillsyn/A 5171-2026 tillsynsbegäran.docx
@@ -309,7 +309,7 @@
     <w:r>
       <w:tab/>
       <w:tab/>
-      <w:t>2026-04-01</w:t>
+      <w:t>2026-04-02</w:t>
       <w:br/>
       <w:br/>
     </w:r>

--- a/tillsyn/A 5171-2026 tillsynsbegäran.docx
+++ b/tillsyn/A 5171-2026 tillsynsbegäran.docx
@@ -309,7 +309,7 @@
     <w:r>
       <w:tab/>
       <w:tab/>
-      <w:t>2026-04-02</w:t>
+      <w:t>2026-04-03</w:t>
       <w:br/>
       <w:br/>
     </w:r>

--- a/tillsyn/A 5171-2026 tillsynsbegäran.docx
+++ b/tillsyn/A 5171-2026 tillsynsbegäran.docx
@@ -309,7 +309,7 @@
     <w:r>
       <w:tab/>
       <w:tab/>
-      <w:t>2026-04-03</w:t>
+      <w:t>2026-04-04</w:t>
       <w:br/>
       <w:br/>
     </w:r>

--- a/tillsyn/A 5171-2026 tillsynsbegäran.docx
+++ b/tillsyn/A 5171-2026 tillsynsbegäran.docx
@@ -309,7 +309,7 @@
     <w:r>
       <w:tab/>
       <w:tab/>
-      <w:t>2026-04-04</w:t>
+      <w:t>2026-04-05</w:t>
       <w:br/>
       <w:br/>
     </w:r>

--- a/tillsyn/A 5171-2026 tillsynsbegäran.docx
+++ b/tillsyn/A 5171-2026 tillsynsbegäran.docx
@@ -347,7 +347,7 @@
     <w:r>
       <w:tab/>
       <w:tab/>
-      <w:t>2026-06-15</w:t>
+      <w:t>2026-06-16</w:t>
       <w:br/>
       <w:br/>
     </w:r>

--- a/tillsyn/A 5171-2026 tillsynsbegäran.docx
+++ b/tillsyn/A 5171-2026 tillsynsbegäran.docx
@@ -347,7 +347,7 @@
     <w:r>
       <w:tab/>
       <w:tab/>
-      <w:t>2026-06-16</w:t>
+      <w:t>2026-06-17</w:t>
       <w:br/>
       <w:br/>
     </w:r>

--- a/tillsyn/A 5171-2026 tillsynsbegäran.docx
+++ b/tillsyn/A 5171-2026 tillsynsbegäran.docx
@@ -1,6 +1,6 @@
 
 <file path=word/document.xml><?xml version="1.0" encoding="utf-8"?>
-<w:document xmlns:wpc="http://schemas.microsoft.com/office/word/2010/wordprocessingCanvas" xmlns:cx="http://schemas.microsoft.com/office/drawing/2014/chartex" xmlns:cx1="http://schemas.microsoft.com/office/drawing/2015/9/8/chartex" xmlns:cx2="http://schemas.microsoft.com/office/drawing/2015/10/21/chartex" xmlns:cx3="http://schemas.microsoft.com/office/drawing/2016/5/9/chartex" xmlns:cx4="http://schemas.microsoft.com/office/drawing/2016/5/10/chartex" xmlns:cx5="http://schemas.microsoft.com/office/drawing/2016/5/11/chartex" xmlns:cx6="http://schemas.microsoft.com/office/drawing/2016/5/12/chartex" xmlns:cx7="http://schemas.microsoft.com/office/drawing/2016/5/13/chartex" xmlns:cx8="http://schemas.microsoft.com/office/drawing/2016/5/14/chartex" xmlns:mc="http://schemas.openxmlformats.org/markup-compatibility/2006" xmlns:aink="http://schemas.microsoft.com/office/drawing/2016/ink" xmlns:am3d="http://schemas.microsoft.com/office/drawing/2017/model3d" xmlns:o="urn:schemas-microsoft-com:office:office" xmlns:oel="http://schemas.microsoft.com/office/2019/extlst" xmlns:r="http://schemas.openxmlformats.org/officeDocument/2006/relationships" xmlns:m="http://schemas.openxmlformats.org/officeDocument/2006/math" xmlns:v="urn:schemas-microsoft-com:vml" xmlns:wp14="http://schemas.microsoft.com/office/word/2010/wordprocessingDrawing" xmlns:wp="http://schemas.openxmlformats.org/drawingml/2006/wordprocessingDrawing" xmlns:w10="urn:schemas-microsoft-com:office:word" xmlns:w="http://schemas.openxmlformats.org/wordprocessingml/2006/main" xmlns:w14="http://schemas.microsoft.com/office/word/2010/wordml" xmlns:w15="http://schemas.microsoft.com/office/word/2012/wordml" xmlns:w16cex="http://schemas.microsoft.com/office/word/2018/wordml/cex" xmlns:w16cid="http://schemas.microsoft.com/office/word/2016/wordml/cid" xmlns:w16="http://schemas.microsoft.com/office/word/2018/wordml" xmlns:w16sdtdh="http://schemas.microsoft.com/office/word/2020/wordml/sdtdatahash" xmlns:w16se="http://schemas.microsoft.com/office/word/2015/wordml/symex" xmlns:wpg="http://schemas.microsoft.com/office/word/2010/wordprocessingGroup" xmlns:wpi="http://schemas.microsoft.com/office/word/2010/wordprocessingInk" xmlns:wne="http://schemas.microsoft.com/office/word/2006/wordml" xmlns:wps="http://schemas.microsoft.com/office/word/2010/wordprocessingShape" mc:Ignorable="w14 w15 w16se w16cid w16 w16cex w16sdtdh wp14">
+<w:document xmlns:wpc="http://schemas.microsoft.com/office/word/2010/wordprocessingCanvas" xmlns:cx="http://schemas.microsoft.com/office/drawing/2014/chartex" xmlns:cx1="http://schemas.microsoft.com/office/drawing/2015/9/8/chartex" xmlns:cx2="http://schemas.microsoft.com/office/drawing/2015/10/21/chartex" xmlns:cx3="http://schemas.microsoft.com/office/drawing/2016/5/9/chartex" xmlns:cx4="http://schemas.microsoft.com/office/drawing/2016/5/10/chartex" xmlns:cx5="http://schemas.microsoft.com/office/drawing/2016/5/11/chartex" xmlns:cx6="http://schemas.microsoft.com/office/drawing/2016/5/12/chartex" xmlns:cx7="http://schemas.microsoft.com/office/drawing/2016/5/13/chartex" xmlns:cx8="http://schemas.microsoft.com/office/drawing/2016/5/14/chartex" xmlns:mc="http://schemas.openxmlformats.org/markup-compatibility/2006" xmlns:aink="http://schemas.microsoft.com/office/drawing/2016/ink" xmlns:am3d="http://schemas.microsoft.com/office/drawing/2017/model3d" xmlns:o="urn:schemas-microsoft-com:office:office" xmlns:oel="http://schemas.microsoft.com/office/2019/extlst" xmlns:r="http://schemas.openxmlformats.org/officeDocument/2006/relationships" xmlns:m="http://schemas.openxmlformats.org/officeDocument/2006/math" xmlns:v="urn:schemas-microsoft-com:vml" xmlns:wp14="http://schemas.microsoft.com/office/word/2010/wordprocessingDrawing" xmlns:wp="http://schemas.openxmlformats.org/drawingml/2006/wordprocessingDrawing" xmlns:w10="urn:schemas-microsoft-com:office:word" xmlns:w="http://schemas.openxmlformats.org/wordprocessingml/2006/main" xmlns:w14="http://schemas.microsoft.com/office/word/2010/wordml" xmlns:w15="http://schemas.microsoft.com/office/word/2012/wordml" xmlns:w16cex="http://schemas.microsoft.com/office/word/2018/wordml/cex" xmlns:w16cid="http://schemas.microsoft.com/office/word/2016/wordml/cid" xmlns:w16="http://schemas.microsoft.com/office/word/2018/wordml" xmlns:w16du="http://schemas.microsoft.com/office/word/2023/wordml/word16du" xmlns:w16sdtdh="http://schemas.microsoft.com/office/word/2020/wordml/sdtdatahash" xmlns:w16sdtfl="http://schemas.microsoft.com/office/word/2024/wordml/sdtformatlock" xmlns:w16se="http://schemas.microsoft.com/office/word/2015/wordml/symex" xmlns:wpg="http://schemas.microsoft.com/office/word/2010/wordprocessingGroup" xmlns:wpi="http://schemas.microsoft.com/office/word/2010/wordprocessingInk" xmlns:wne="http://schemas.microsoft.com/office/word/2006/wordml" xmlns:wps="http://schemas.microsoft.com/office/word/2010/wordprocessingShape" mc:Ignorable="w14 w15 w16se w16cid w16 w16cex w16sdtdh w16sdtfl w16du wp14">
   <w:body>
     <w:p>
       <w:pPr>
@@ -12,35 +12,10 @@
     </w:p>
     <w:p>
       <w:r>
-        <w:t>Detta dokument behandlar höga naturvärden i avverkningsanmälan A 5171-2026 i Östersunds kommun. Denna avverkningsanmälan inkom 2026-01-27 15:27:36 och omfattar 4,1 ha.</w:t>
+        <w:t>Detta dokument behandlar höga naturvärden i avverkningsanmälan A 5171-2026 i Östersunds kommun som inkom 2026-01-27 och omfattar 4,1 ha.</w:t>
       </w:r>
-    </w:p>
-    <w:p>
       <w:r>
-        <w:t>Vi begär härmed att Skogsstyrelsen fattar beslut enligt miljöbalken som säkerställer att skogens höga naturvärden bevaras samt säkerställer att EU-lagstiftning efterlevs och att artskyddsbrott förhindras. Vi önskar även ta del av de ställningstaganden och beslut som myndigheterna meddelar till följd av aktuell avverkningsanmälan och föreningens inlaga (se 34 § förvaltningslagen).</w:t>
-      </w:r>
-    </w:p>
-    <w:p>
-      <w:r>
-        <w:t>Nedan beskrivs fynd av naturvårdsarter och fridlysta arter som gjorts i det avverkningsanmälda området.</w:t>
-      </w:r>
-    </w:p>
-    <w:p>
-      <w:pPr>
-        <w:pStyle w:val="Heading1"/>
-      </w:pPr>
-      <w:r>
-        <w:t>Naturvårdsarter</w:t>
-      </w:r>
-    </w:p>
-    <w:p>
-      <w:r>
-        <w:t>I avverkningsanmälan har följande 4 naturvårdsarter hittats: fjällig taggsvamp s.str. (S), korallblylav (S), korallrot (S, §8) och stuplav (S). Arter som är signalarter enligt Skogsstyrelsen har markerats med (S). För fridlysta arter anges även paragrafen i Artskyddsförordningen som arten är fridlyst enligt.</w:t>
-      </w:r>
-    </w:p>
-    <w:p>
-      <w:r>
-        <w:t>De påträffade naturvårdsarterna är ett tydligt kvitto på att detta rör sig om en skog med höga naturvärden. I Figur 1 visas en karta över det avverkningsanmälda området, där samtliga fyndplatser för naturvårdsarter som finns registrerade på Artportalen har markerats.</w:t>
+        <w:t xml:space="preserve"> I Figur 1 visas fyndplatser för naturvårdsarter i området, som finns registrerade på Artportalen.</w:t>
       </w:r>
     </w:p>
     <w:p>
@@ -50,7 +25,7 @@
       <w:r>
         <w:drawing>
           <wp:inline xmlns:a="http://schemas.openxmlformats.org/drawingml/2006/main" xmlns:pic="http://schemas.openxmlformats.org/drawingml/2006/picture">
-            <wp:extent cx="5486400" cy="5136580"/>
+            <wp:extent cx="5486400" cy="4982966"/>
             <wp:docPr id="1" name="Picture 1"/>
             <wp:cNvGraphicFramePr>
               <a:graphicFrameLocks noChangeAspect="1"/>
@@ -71,7 +46,7 @@
                   <pic:spPr>
                     <a:xfrm>
                       <a:off x="0" y="0"/>
-                      <a:ext cx="5486400" cy="5136580"/>
+                      <a:ext cx="5486400" cy="4982966"/>
                     </a:xfrm>
                     <a:prstGeom prst="rect"/>
                   </pic:spPr>
@@ -85,9 +60,113 @@
     <w:p>
       <w:pPr>
         <w:pStyle w:val="Caption"/>
+        <w:spacing w:after="240"/>
       </w:pPr>
       <w:r>
-        <w:t>Figur 1. Fyndplatser för naturvårdsarter i det avverkningsanmälda området (röd linje). Markörer utan svart kant är placerade på fyndplatsen. Markörer med svart kant är placerade vid sidan av fyndplatsen och har ett svart streck som visar fyndplatsens exakta position. Kartans mittpunktskoordinat är N 7001620, E 476978 i SWEREF 99 TM.</w:t>
+        <w:t>Figur 1. Fyndplatser för naturvårdsarter i och inom 11 meter från avverkningsanmälan (röd linje). Inom parentes anges rödlistekategorier, S för signalarter, Tför typiska arter och fridlysningsparagrafer i artskyddsförordningen.Markörer utan svart kant är placerade på fyndplatsen. Markörer med svart kant är placerade vid sidan av fyndplatsen och har ett svart streck som visar fyndplatsens exakta position. Kartans mittpunktskoordinat är N 7001620, E 476978 i SWEREF 99 TM.</w:t>
+      </w:r>
+    </w:p>
+    <w:p>
+      <w:r>
+        <w:t>Vi begär härmed att Skogsstyrelsen fattar beslut enligt miljöbalken som säkerställer att skogens höga naturvärden bevaras samt att EU-lagstiftning efterlevs och att artskyddsbrott förhindras.</w:t>
+      </w:r>
+    </w:p>
+    <w:p>
+      <w:r>
+        <w:t>Vi önskar även ta del av de ställningstaganden och beslut som myndigheten meddelar till följd av aktuell avverkningsanmälan och föreningens inlaga (se 34 § förvaltningslagen).</w:t>
+      </w:r>
+    </w:p>
+    <w:p>
+      <w:r>
+        <w:t>Nedan beskrivs fynd av naturvårdsarter och fridlysta arter som gjorts i det avverkningsanmälda området.</w:t>
+      </w:r>
+    </w:p>
+    <w:p>
+      <w:pPr>
+        <w:pStyle w:val="Heading1"/>
+      </w:pPr>
+      <w:r>
+        <w:t>Naturvårdsarter</w:t>
+      </w:r>
+    </w:p>
+    <w:p>
+      <w:r>
+        <w:t>I och inom 11 meter från avverkningsanmälan har följande 5 naturvårdsarter hittats: fjällig taggsvamp s.str. (NT), korallblylav (S, T), korallrot (S, T, §8), spindelblomster (S, T, §8) och stuplav (S, T). Av dessa är 1 rödlistade. För rödlistade arter har rödlistekategorin angivits inom parentes. Arter som är signalarter enligt Skogsstyrelsen har markerats med (S). Typiska arter inom Natura 2000 som är kopplade till skogsekosystem har markerats med (T). För fridlysta arter anges även paragrafen i Artskyddsförordningen som arten är fridlyst enligt.</w:t>
+      </w:r>
+    </w:p>
+    <w:p>
+      <w:r>
+        <w:t>De påträffade naturvårdsarterna är ett tydligt kvitto på att det rör sig om en skog med höga naturvärden.</w:t>
+      </w:r>
+    </w:p>
+    <w:p>
+      <w:pPr>
+        <w:pStyle w:val="Heading2"/>
+      </w:pPr>
+      <w:r>
+        <w:t>Fridlysta arter</w:t>
+      </w:r>
+    </w:p>
+    <w:p>
+      <w:r>
+        <w:t>Följande fridlysta arter har sina livsmiljöer och växtplatser i den avverkningsanmälda skogen: korallrot (S, T, §8) och spindelblomster (S, T, §8).</w:t>
+      </w:r>
+    </w:p>
+    <w:p>
+      <w:r>
+        <w:rPr>
+          <w:b/>
+        </w:rPr>
+        <w:t>Korallrot (§8)</w:t>
+      </w:r>
+      <w:r>
+        <w:t xml:space="preserve"> växer i sumpskogar och annan fuktig eller växelfuktig skogsmark, exempelvis i alkärr och kärrkanter, fuktiga bäckdalar, raviner, myrlaggar, sumpiga strandskogar samt i fuktiga lundar. Den visar på mer eller mindre stabila förhållanden och intakt hydrologi och är känslig för avverkning, körskador, skogsgödsling och dikning. Korallrot är typisk art för </w:t>
+      </w:r>
+      <w:r>
+        <w:rPr>
+          <w:i/>
+        </w:rPr>
+        <w:t>9080 Lövsumpskog</w:t>
+      </w:r>
+      <w:r>
+        <w:t xml:space="preserve"> och fridlyst enligt 8 § artskyddsförordningen (SLU Artdatabanken, 2024; Nitare &amp; Skogsstyrelsen, 2019).</w:t>
+      </w:r>
+    </w:p>
+    <w:p>
+      <w:r>
+        <w:rPr>
+          <w:b/>
+        </w:rPr>
+        <w:t>Spindelblomster (§8)</w:t>
+      </w:r>
+      <w:r>
+        <w:t xml:space="preserve"> växer i äldre mossrik granskog eller barrblandskog, men även i fjällbjörkskog. Arten indikerar långvarig trädkontinuitet och hög luftfuktighet och är mycket känslig för uttorkning och markskador. Spindelblomster har i många trakter minskat starkt under senare tid på grund av slutavverkningar och skogsmarksdikning. Spindelblomster är typisk art för </w:t>
+      </w:r>
+      <w:r>
+        <w:rPr>
+          <w:i/>
+        </w:rPr>
+        <w:t xml:space="preserve">9010 Taiga, 9050 Näringsrik granskog </w:t>
+      </w:r>
+      <w:r>
+        <w:t>och</w:t>
+      </w:r>
+      <w:r>
+        <w:rPr>
+          <w:i/>
+        </w:rPr>
+        <w:t xml:space="preserve"> 9040 Fjällbjörkskog</w:t>
+      </w:r>
+      <w:r>
+        <w:t xml:space="preserve"> (Nitare &amp; Skogsstyrelsen, 2019; SLU Artdatabanken, 2025).</w:t>
+      </w:r>
+    </w:p>
+    <w:p>
+      <w:pPr>
+        <w:pStyle w:val="Heading2"/>
+      </w:pPr>
+      <w:r>
+        <w:t>Övriga naturvårdsarter</w:t>
       </w:r>
     </w:p>
     <w:p>
@@ -186,39 +265,6 @@
         <w:t xml:space="preserve"> (SLU Artdatabanken, 2026; Nitare &amp; Skogsstyrelsen, 2019).</w:t>
       </w:r>
     </w:p>
-    <w:p>
-      <w:pPr>
-        <w:pStyle w:val="Heading1"/>
-      </w:pPr>
-      <w:r>
-        <w:t>Fridlysta arter</w:t>
-      </w:r>
-    </w:p>
-    <w:p>
-      <w:r>
-        <w:t>Följande fridlysta arter har sina livsmiljöer och växtplatser i den avverkningsanmälda skogen: korallrot (S, §8).</w:t>
-      </w:r>
-    </w:p>
-    <w:p>
-      <w:r>
-        <w:rPr>
-          <w:b/>
-        </w:rPr>
-        <w:t>Korallrot (§8)</w:t>
-      </w:r>
-      <w:r>
-        <w:t xml:space="preserve"> växer i sumpskogar och annan fuktig eller växelfuktig skogsmark, exempelvis i alkärr och kärrkanter, fuktiga bäckdalar, raviner, myrlaggar, sumpiga strandskogar samt i fuktiga lundar. Den visar på mer eller mindre stabila förhållanden och intakt hydrologi och är känslig för avverkning, körskador, skogsgödsling och dikning. Korallrot är typisk art för </w:t>
-      </w:r>
-      <w:r>
-        <w:rPr>
-          <w:i/>
-        </w:rPr>
-        <w:t>9080 Lövsumpskog</w:t>
-      </w:r>
-      <w:r>
-        <w:t xml:space="preserve"> och fridlyst enligt 8 § artskyddsförordningen (SLU Artdatabanken, 2024; Nitare &amp; Skogsstyrelsen, 2019).</w:t>
-      </w:r>
-    </w:p>
     <w:sectPr>
       <w:headerReference w:type="even" r:id="rId8"/>
       <w:headerReference w:type="default" r:id="rId9"/>
@@ -237,7 +283,7 @@
 </file>
 
 <file path=word/endnotes.xml><?xml version="1.0" encoding="utf-8"?>
-<w:endnotes xmlns:wpc="http://schemas.microsoft.com/office/word/2010/wordprocessingCanvas" xmlns:cx="http://schemas.microsoft.com/office/drawing/2014/chartex" xmlns:cx1="http://schemas.microsoft.com/office/drawing/2015/9/8/chartex" xmlns:cx2="http://schemas.microsoft.com/office/drawing/2015/10/21/chartex" xmlns:cx3="http://schemas.microsoft.com/office/drawing/2016/5/9/chartex" xmlns:cx4="http://schemas.microsoft.com/office/drawing/2016/5/10/chartex" xmlns:cx5="http://schemas.microsoft.com/office/drawing/2016/5/11/chartex" xmlns:cx6="http://schemas.microsoft.com/office/drawing/2016/5/12/chartex" xmlns:cx7="http://schemas.microsoft.com/office/drawing/2016/5/13/chartex" xmlns:cx8="http://schemas.microsoft.com/office/drawing/2016/5/14/chartex" xmlns:mc="http://schemas.openxmlformats.org/markup-compatibility/2006" xmlns:aink="http://schemas.microsoft.com/office/drawing/2016/ink" xmlns:am3d="http://schemas.microsoft.com/office/drawing/2017/model3d" xmlns:o="urn:schemas-microsoft-com:office:office" xmlns:oel="http://schemas.microsoft.com/office/2019/extlst" xmlns:r="http://schemas.openxmlformats.org/officeDocument/2006/relationships" xmlns:m="http://schemas.openxmlformats.org/officeDocument/2006/math" xmlns:v="urn:schemas-microsoft-com:vml" xmlns:wp14="http://schemas.microsoft.com/office/word/2010/wordprocessingDrawing" xmlns:wp="http://schemas.openxmlformats.org/drawingml/2006/wordprocessingDrawing" xmlns:w10="urn:schemas-microsoft-com:office:word" xmlns:w="http://schemas.openxmlformats.org/wordprocessingml/2006/main" xmlns:w14="http://schemas.microsoft.com/office/word/2010/wordml" xmlns:w15="http://schemas.microsoft.com/office/word/2012/wordml" xmlns:w16cex="http://schemas.microsoft.com/office/word/2018/wordml/cex" xmlns:w16cid="http://schemas.microsoft.com/office/word/2016/wordml/cid" xmlns:w16="http://schemas.microsoft.com/office/word/2018/wordml" xmlns:w16sdtdh="http://schemas.microsoft.com/office/word/2020/wordml/sdtdatahash" xmlns:w16se="http://schemas.microsoft.com/office/word/2015/wordml/symex" xmlns:wpg="http://schemas.microsoft.com/office/word/2010/wordprocessingGroup" xmlns:wpi="http://schemas.microsoft.com/office/word/2010/wordprocessingInk" xmlns:wne="http://schemas.microsoft.com/office/word/2006/wordml" xmlns:wps="http://schemas.microsoft.com/office/word/2010/wordprocessingShape" mc:Ignorable="w14 w15 w16se w16cid w16 w16cex w16sdtdh wp14">
+<w:endnotes xmlns:wpc="http://schemas.microsoft.com/office/word/2010/wordprocessingCanvas" xmlns:cx="http://schemas.microsoft.com/office/drawing/2014/chartex" xmlns:cx1="http://schemas.microsoft.com/office/drawing/2015/9/8/chartex" xmlns:cx2="http://schemas.microsoft.com/office/drawing/2015/10/21/chartex" xmlns:cx3="http://schemas.microsoft.com/office/drawing/2016/5/9/chartex" xmlns:cx4="http://schemas.microsoft.com/office/drawing/2016/5/10/chartex" xmlns:cx5="http://schemas.microsoft.com/office/drawing/2016/5/11/chartex" xmlns:cx6="http://schemas.microsoft.com/office/drawing/2016/5/12/chartex" xmlns:cx7="http://schemas.microsoft.com/office/drawing/2016/5/13/chartex" xmlns:cx8="http://schemas.microsoft.com/office/drawing/2016/5/14/chartex" xmlns:mc="http://schemas.openxmlformats.org/markup-compatibility/2006" xmlns:aink="http://schemas.microsoft.com/office/drawing/2016/ink" xmlns:am3d="http://schemas.microsoft.com/office/drawing/2017/model3d" xmlns:o="urn:schemas-microsoft-com:office:office" xmlns:oel="http://schemas.microsoft.com/office/2019/extlst" xmlns:r="http://schemas.openxmlformats.org/officeDocument/2006/relationships" xmlns:m="http://schemas.openxmlformats.org/officeDocument/2006/math" xmlns:v="urn:schemas-microsoft-com:vml" xmlns:wp14="http://schemas.microsoft.com/office/word/2010/wordprocessingDrawing" xmlns:wp="http://schemas.openxmlformats.org/drawingml/2006/wordprocessingDrawing" xmlns:w10="urn:schemas-microsoft-com:office:word" xmlns:w="http://schemas.openxmlformats.org/wordprocessingml/2006/main" xmlns:w14="http://schemas.microsoft.com/office/word/2010/wordml" xmlns:w15="http://schemas.microsoft.com/office/word/2012/wordml" xmlns:w16cex="http://schemas.microsoft.com/office/word/2018/wordml/cex" xmlns:w16cid="http://schemas.microsoft.com/office/word/2016/wordml/cid" xmlns:w16="http://schemas.microsoft.com/office/word/2018/wordml" xmlns:w16du="http://schemas.microsoft.com/office/word/2023/wordml/word16du" xmlns:w16sdtdh="http://schemas.microsoft.com/office/word/2020/wordml/sdtdatahash" xmlns:w16sdtfl="http://schemas.microsoft.com/office/word/2024/wordml/sdtformatlock" xmlns:w16se="http://schemas.microsoft.com/office/word/2015/wordml/symex" xmlns:wpg="http://schemas.microsoft.com/office/word/2010/wordprocessingGroup" xmlns:wpi="http://schemas.microsoft.com/office/word/2010/wordprocessingInk" xmlns:wne="http://schemas.microsoft.com/office/word/2006/wordml" xmlns:wps="http://schemas.microsoft.com/office/word/2010/wordprocessingShape" mc:Ignorable="w14 w15 w16se w16cid w16 w16cex w16sdtdh w16sdtfl w16du wp14">
   <w:endnote w:type="separator" w:id="-1">
     <w:p>
       <w:pPr>
@@ -262,7 +308,7 @@
 </file>
 
 <file path=word/footer1.xml><?xml version="1.0" encoding="utf-8"?>
-<w:ftr xmlns:wpc="http://schemas.microsoft.com/office/word/2010/wordprocessingCanvas" xmlns:cx="http://schemas.microsoft.com/office/drawing/2014/chartex" xmlns:cx1="http://schemas.microsoft.com/office/drawing/2015/9/8/chartex" xmlns:cx2="http://schemas.microsoft.com/office/drawing/2015/10/21/chartex" xmlns:cx3="http://schemas.microsoft.com/office/drawing/2016/5/9/chartex" xmlns:cx4="http://schemas.microsoft.com/office/drawing/2016/5/10/chartex" xmlns:cx5="http://schemas.microsoft.com/office/drawing/2016/5/11/chartex" xmlns:cx6="http://schemas.microsoft.com/office/drawing/2016/5/12/chartex" xmlns:cx7="http://schemas.microsoft.com/office/drawing/2016/5/13/chartex" xmlns:cx8="http://schemas.microsoft.com/office/drawing/2016/5/14/chartex" xmlns:mc="http://schemas.openxmlformats.org/markup-compatibility/2006" xmlns:aink="http://schemas.microsoft.com/office/drawing/2016/ink" xmlns:am3d="http://schemas.microsoft.com/office/drawing/2017/model3d" xmlns:o="urn:schemas-microsoft-com:office:office" xmlns:oel="http://schemas.microsoft.com/office/2019/extlst" xmlns:r="http://schemas.openxmlformats.org/officeDocument/2006/relationships" xmlns:m="http://schemas.openxmlformats.org/officeDocument/2006/math" xmlns:v="urn:schemas-microsoft-com:vml" xmlns:wp14="http://schemas.microsoft.com/office/word/2010/wordprocessingDrawing" xmlns:wp="http://schemas.openxmlformats.org/drawingml/2006/wordprocessingDrawing" xmlns:w10="urn:schemas-microsoft-com:office:word" xmlns:w="http://schemas.openxmlformats.org/wordprocessingml/2006/main" xmlns:w14="http://schemas.microsoft.com/office/word/2010/wordml" xmlns:w15="http://schemas.microsoft.com/office/word/2012/wordml" xmlns:w16cex="http://schemas.microsoft.com/office/word/2018/wordml/cex" xmlns:w16cid="http://schemas.microsoft.com/office/word/2016/wordml/cid" xmlns:w16="http://schemas.microsoft.com/office/word/2018/wordml" xmlns:w16sdtdh="http://schemas.microsoft.com/office/word/2020/wordml/sdtdatahash" xmlns:w16se="http://schemas.microsoft.com/office/word/2015/wordml/symex" xmlns:wpg="http://schemas.microsoft.com/office/word/2010/wordprocessingGroup" xmlns:wpi="http://schemas.microsoft.com/office/word/2010/wordprocessingInk" xmlns:wne="http://schemas.microsoft.com/office/word/2006/wordml" xmlns:wps="http://schemas.microsoft.com/office/word/2010/wordprocessingShape" mc:Ignorable="w14 w15 w16se w16cid w16 w16cex w16sdtdh wp14">
+<w:ftr xmlns:wpc="http://schemas.microsoft.com/office/word/2010/wordprocessingCanvas" xmlns:cx="http://schemas.microsoft.com/office/drawing/2014/chartex" xmlns:cx1="http://schemas.microsoft.com/office/drawing/2015/9/8/chartex" xmlns:cx2="http://schemas.microsoft.com/office/drawing/2015/10/21/chartex" xmlns:cx3="http://schemas.microsoft.com/office/drawing/2016/5/9/chartex" xmlns:cx4="http://schemas.microsoft.com/office/drawing/2016/5/10/chartex" xmlns:cx5="http://schemas.microsoft.com/office/drawing/2016/5/11/chartex" xmlns:cx6="http://schemas.microsoft.com/office/drawing/2016/5/12/chartex" xmlns:cx7="http://schemas.microsoft.com/office/drawing/2016/5/13/chartex" xmlns:cx8="http://schemas.microsoft.com/office/drawing/2016/5/14/chartex" xmlns:mc="http://schemas.openxmlformats.org/markup-compatibility/2006" xmlns:aink="http://schemas.microsoft.com/office/drawing/2016/ink" xmlns:am3d="http://schemas.microsoft.com/office/drawing/2017/model3d" xmlns:o="urn:schemas-microsoft-com:office:office" xmlns:oel="http://schemas.microsoft.com/office/2019/extlst" xmlns:r="http://schemas.openxmlformats.org/officeDocument/2006/relationships" xmlns:m="http://schemas.openxmlformats.org/officeDocument/2006/math" xmlns:v="urn:schemas-microsoft-com:vml" xmlns:wp14="http://schemas.microsoft.com/office/word/2010/wordprocessingDrawing" xmlns:wp="http://schemas.openxmlformats.org/drawingml/2006/wordprocessingDrawing" xmlns:w10="urn:schemas-microsoft-com:office:word" xmlns:w="http://schemas.openxmlformats.org/wordprocessingml/2006/main" xmlns:w14="http://schemas.microsoft.com/office/word/2010/wordml" xmlns:w15="http://schemas.microsoft.com/office/word/2012/wordml" xmlns:w16cex="http://schemas.microsoft.com/office/word/2018/wordml/cex" xmlns:w16cid="http://schemas.microsoft.com/office/word/2016/wordml/cid" xmlns:w16="http://schemas.microsoft.com/office/word/2018/wordml" xmlns:w16du="http://schemas.microsoft.com/office/word/2023/wordml/word16du" xmlns:w16sdtdh="http://schemas.microsoft.com/office/word/2020/wordml/sdtdatahash" xmlns:w16sdtfl="http://schemas.microsoft.com/office/word/2024/wordml/sdtformatlock" xmlns:w16se="http://schemas.microsoft.com/office/word/2015/wordml/symex" xmlns:wpg="http://schemas.microsoft.com/office/word/2010/wordprocessingGroup" xmlns:wpi="http://schemas.microsoft.com/office/word/2010/wordprocessingInk" xmlns:wne="http://schemas.microsoft.com/office/word/2006/wordml" xmlns:wps="http://schemas.microsoft.com/office/word/2010/wordprocessingShape" mc:Ignorable="w14 w15 w16se w16cid w16 w16cex w16sdtdh w16sdtfl w16du wp14">
   <w:p>
     <w:pPr>
       <w:pStyle w:val="Footer"/>
@@ -272,7 +318,7 @@
 </file>
 
 <file path=word/footer2.xml><?xml version="1.0" encoding="utf-8"?>
-<w:ftr xmlns:wpc="http://schemas.microsoft.com/office/word/2010/wordprocessingCanvas" xmlns:cx="http://schemas.microsoft.com/office/drawing/2014/chartex" xmlns:cx1="http://schemas.microsoft.com/office/drawing/2015/9/8/chartex" xmlns:cx2="http://schemas.microsoft.com/office/drawing/2015/10/21/chartex" xmlns:cx3="http://schemas.microsoft.com/office/drawing/2016/5/9/chartex" xmlns:cx4="http://schemas.microsoft.com/office/drawing/2016/5/10/chartex" xmlns:cx5="http://schemas.microsoft.com/office/drawing/2016/5/11/chartex" xmlns:cx6="http://schemas.microsoft.com/office/drawing/2016/5/12/chartex" xmlns:cx7="http://schemas.microsoft.com/office/drawing/2016/5/13/chartex" xmlns:cx8="http://schemas.microsoft.com/office/drawing/2016/5/14/chartex" xmlns:mc="http://schemas.openxmlformats.org/markup-compatibility/2006" xmlns:aink="http://schemas.microsoft.com/office/drawing/2016/ink" xmlns:am3d="http://schemas.microsoft.com/office/drawing/2017/model3d" xmlns:o="urn:schemas-microsoft-com:office:office" xmlns:oel="http://schemas.microsoft.com/office/2019/extlst" xmlns:r="http://schemas.openxmlformats.org/officeDocument/2006/relationships" xmlns:m="http://schemas.openxmlformats.org/officeDocument/2006/math" xmlns:v="urn:schemas-microsoft-com:vml" xmlns:wp14="http://schemas.microsoft.com/office/word/2010/wordprocessingDrawing" xmlns:wp="http://schemas.openxmlformats.org/drawingml/2006/wordprocessingDrawing" xmlns:w10="urn:schemas-microsoft-com:office:word" xmlns:w="http://schemas.openxmlformats.org/wordprocessingml/2006/main" xmlns:w14="http://schemas.microsoft.com/office/word/2010/wordml" xmlns:w15="http://schemas.microsoft.com/office/word/2012/wordml" xmlns:w16cex="http://schemas.microsoft.com/office/word/2018/wordml/cex" xmlns:w16cid="http://schemas.microsoft.com/office/word/2016/wordml/cid" xmlns:w16="http://schemas.microsoft.com/office/word/2018/wordml" xmlns:w16sdtdh="http://schemas.microsoft.com/office/word/2020/wordml/sdtdatahash" xmlns:w16se="http://schemas.microsoft.com/office/word/2015/wordml/symex" xmlns:wpg="http://schemas.microsoft.com/office/word/2010/wordprocessingGroup" xmlns:wpi="http://schemas.microsoft.com/office/word/2010/wordprocessingInk" xmlns:wne="http://schemas.microsoft.com/office/word/2006/wordml" xmlns:wps="http://schemas.microsoft.com/office/word/2010/wordprocessingShape" mc:Ignorable="w14 w15 w16se w16cid w16 w16cex w16sdtdh wp14">
+<w:ftr xmlns:wpc="http://schemas.microsoft.com/office/word/2010/wordprocessingCanvas" xmlns:cx="http://schemas.microsoft.com/office/drawing/2014/chartex" xmlns:cx1="http://schemas.microsoft.com/office/drawing/2015/9/8/chartex" xmlns:cx2="http://schemas.microsoft.com/office/drawing/2015/10/21/chartex" xmlns:cx3="http://schemas.microsoft.com/office/drawing/2016/5/9/chartex" xmlns:cx4="http://schemas.microsoft.com/office/drawing/2016/5/10/chartex" xmlns:cx5="http://schemas.microsoft.com/office/drawing/2016/5/11/chartex" xmlns:cx6="http://schemas.microsoft.com/office/drawing/2016/5/12/chartex" xmlns:cx7="http://schemas.microsoft.com/office/drawing/2016/5/13/chartex" xmlns:cx8="http://schemas.microsoft.com/office/drawing/2016/5/14/chartex" xmlns:mc="http://schemas.openxmlformats.org/markup-compatibility/2006" xmlns:aink="http://schemas.microsoft.com/office/drawing/2016/ink" xmlns:am3d="http://schemas.microsoft.com/office/drawing/2017/model3d" xmlns:o="urn:schemas-microsoft-com:office:office" xmlns:oel="http://schemas.microsoft.com/office/2019/extlst" xmlns:r="http://schemas.openxmlformats.org/officeDocument/2006/relationships" xmlns:m="http://schemas.openxmlformats.org/officeDocument/2006/math" xmlns:v="urn:schemas-microsoft-com:vml" xmlns:wp14="http://schemas.microsoft.com/office/word/2010/wordprocessingDrawing" xmlns:wp="http://schemas.openxmlformats.org/drawingml/2006/wordprocessingDrawing" xmlns:w10="urn:schemas-microsoft-com:office:word" xmlns:w="http://schemas.openxmlformats.org/wordprocessingml/2006/main" xmlns:w14="http://schemas.microsoft.com/office/word/2010/wordml" xmlns:w15="http://schemas.microsoft.com/office/word/2012/wordml" xmlns:w16cex="http://schemas.microsoft.com/office/word/2018/wordml/cex" xmlns:w16cid="http://schemas.microsoft.com/office/word/2016/wordml/cid" xmlns:w16="http://schemas.microsoft.com/office/word/2018/wordml" xmlns:w16du="http://schemas.microsoft.com/office/word/2023/wordml/word16du" xmlns:w16sdtdh="http://schemas.microsoft.com/office/word/2020/wordml/sdtdatahash" xmlns:w16sdtfl="http://schemas.microsoft.com/office/word/2024/wordml/sdtformatlock" xmlns:w16se="http://schemas.microsoft.com/office/word/2015/wordml/symex" xmlns:wpg="http://schemas.microsoft.com/office/word/2010/wordprocessingGroup" xmlns:wpi="http://schemas.microsoft.com/office/word/2010/wordprocessingInk" xmlns:wne="http://schemas.microsoft.com/office/word/2006/wordml" xmlns:wps="http://schemas.microsoft.com/office/word/2010/wordprocessingShape" mc:Ignorable="w14 w15 w16se w16cid w16 w16cex w16sdtdh w16sdtfl w16du wp14">
   <w:p>
     <w:pPr>
       <w:pStyle w:val="Footer"/>
@@ -282,7 +328,7 @@
 </file>
 
 <file path=word/footer3.xml><?xml version="1.0" encoding="utf-8"?>
-<w:ftr xmlns:wpc="http://schemas.microsoft.com/office/word/2010/wordprocessingCanvas" xmlns:cx="http://schemas.microsoft.com/office/drawing/2014/chartex" xmlns:cx1="http://schemas.microsoft.com/office/drawing/2015/9/8/chartex" xmlns:cx2="http://schemas.microsoft.com/office/drawing/2015/10/21/chartex" xmlns:cx3="http://schemas.microsoft.com/office/drawing/2016/5/9/chartex" xmlns:cx4="http://schemas.microsoft.com/office/drawing/2016/5/10/chartex" xmlns:cx5="http://schemas.microsoft.com/office/drawing/2016/5/11/chartex" xmlns:cx6="http://schemas.microsoft.com/office/drawing/2016/5/12/chartex" xmlns:cx7="http://schemas.microsoft.com/office/drawing/2016/5/13/chartex" xmlns:cx8="http://schemas.microsoft.com/office/drawing/2016/5/14/chartex" xmlns:mc="http://schemas.openxmlformats.org/markup-compatibility/2006" xmlns:aink="http://schemas.microsoft.com/office/drawing/2016/ink" xmlns:am3d="http://schemas.microsoft.com/office/drawing/2017/model3d" xmlns:o="urn:schemas-microsoft-com:office:office" xmlns:oel="http://schemas.microsoft.com/office/2019/extlst" xmlns:r="http://schemas.openxmlformats.org/officeDocument/2006/relationships" xmlns:m="http://schemas.openxmlformats.org/officeDocument/2006/math" xmlns:v="urn:schemas-microsoft-com:vml" xmlns:wp14="http://schemas.microsoft.com/office/word/2010/wordprocessingDrawing" xmlns:wp="http://schemas.openxmlformats.org/drawingml/2006/wordprocessingDrawing" xmlns:w10="urn:schemas-microsoft-com:office:word" xmlns:w="http://schemas.openxmlformats.org/wordprocessingml/2006/main" xmlns:w14="http://schemas.microsoft.com/office/word/2010/wordml" xmlns:w15="http://schemas.microsoft.com/office/word/2012/wordml" xmlns:w16cex="http://schemas.microsoft.com/office/word/2018/wordml/cex" xmlns:w16cid="http://schemas.microsoft.com/office/word/2016/wordml/cid" xmlns:w16="http://schemas.microsoft.com/office/word/2018/wordml" xmlns:w16sdtdh="http://schemas.microsoft.com/office/word/2020/wordml/sdtdatahash" xmlns:w16se="http://schemas.microsoft.com/office/word/2015/wordml/symex" xmlns:wpg="http://schemas.microsoft.com/office/word/2010/wordprocessingGroup" xmlns:wpi="http://schemas.microsoft.com/office/word/2010/wordprocessingInk" xmlns:wne="http://schemas.microsoft.com/office/word/2006/wordml" xmlns:wps="http://schemas.microsoft.com/office/word/2010/wordprocessingShape" mc:Ignorable="w14 w15 w16se w16cid w16 w16cex w16sdtdh wp14">
+<w:ftr xmlns:wpc="http://schemas.microsoft.com/office/word/2010/wordprocessingCanvas" xmlns:cx="http://schemas.microsoft.com/office/drawing/2014/chartex" xmlns:cx1="http://schemas.microsoft.com/office/drawing/2015/9/8/chartex" xmlns:cx2="http://schemas.microsoft.com/office/drawing/2015/10/21/chartex" xmlns:cx3="http://schemas.microsoft.com/office/drawing/2016/5/9/chartex" xmlns:cx4="http://schemas.microsoft.com/office/drawing/2016/5/10/chartex" xmlns:cx5="http://schemas.microsoft.com/office/drawing/2016/5/11/chartex" xmlns:cx6="http://schemas.microsoft.com/office/drawing/2016/5/12/chartex" xmlns:cx7="http://schemas.microsoft.com/office/drawing/2016/5/13/chartex" xmlns:cx8="http://schemas.microsoft.com/office/drawing/2016/5/14/chartex" xmlns:mc="http://schemas.openxmlformats.org/markup-compatibility/2006" xmlns:aink="http://schemas.microsoft.com/office/drawing/2016/ink" xmlns:am3d="http://schemas.microsoft.com/office/drawing/2017/model3d" xmlns:o="urn:schemas-microsoft-com:office:office" xmlns:oel="http://schemas.microsoft.com/office/2019/extlst" xmlns:r="http://schemas.openxmlformats.org/officeDocument/2006/relationships" xmlns:m="http://schemas.openxmlformats.org/officeDocument/2006/math" xmlns:v="urn:schemas-microsoft-com:vml" xmlns:wp14="http://schemas.microsoft.com/office/word/2010/wordprocessingDrawing" xmlns:wp="http://schemas.openxmlformats.org/drawingml/2006/wordprocessingDrawing" xmlns:w10="urn:schemas-microsoft-com:office:word" xmlns:w="http://schemas.openxmlformats.org/wordprocessingml/2006/main" xmlns:w14="http://schemas.microsoft.com/office/word/2010/wordml" xmlns:w15="http://schemas.microsoft.com/office/word/2012/wordml" xmlns:w16cex="http://schemas.microsoft.com/office/word/2018/wordml/cex" xmlns:w16cid="http://schemas.microsoft.com/office/word/2016/wordml/cid" xmlns:w16="http://schemas.microsoft.com/office/word/2018/wordml" xmlns:w16du="http://schemas.microsoft.com/office/word/2023/wordml/word16du" xmlns:w16sdtdh="http://schemas.microsoft.com/office/word/2020/wordml/sdtdatahash" xmlns:w16sdtfl="http://schemas.microsoft.com/office/word/2024/wordml/sdtformatlock" xmlns:w16se="http://schemas.microsoft.com/office/word/2015/wordml/symex" xmlns:wpg="http://schemas.microsoft.com/office/word/2010/wordprocessingGroup" xmlns:wpi="http://schemas.microsoft.com/office/word/2010/wordprocessingInk" xmlns:wne="http://schemas.microsoft.com/office/word/2006/wordml" xmlns:wps="http://schemas.microsoft.com/office/word/2010/wordprocessingShape" mc:Ignorable="w14 w15 w16se w16cid w16 w16cex w16sdtdh w16sdtfl w16du wp14">
   <w:p>
     <w:pPr>
       <w:pStyle w:val="Footer"/>
@@ -292,7 +338,7 @@
 </file>
 
 <file path=word/footnotes.xml><?xml version="1.0" encoding="utf-8"?>
-<w:footnotes xmlns:wpc="http://schemas.microsoft.com/office/word/2010/wordprocessingCanvas" xmlns:cx="http://schemas.microsoft.com/office/drawing/2014/chartex" xmlns:cx1="http://schemas.microsoft.com/office/drawing/2015/9/8/chartex" xmlns:cx2="http://schemas.microsoft.com/office/drawing/2015/10/21/chartex" xmlns:cx3="http://schemas.microsoft.com/office/drawing/2016/5/9/chartex" xmlns:cx4="http://schemas.microsoft.com/office/drawing/2016/5/10/chartex" xmlns:cx5="http://schemas.microsoft.com/office/drawing/2016/5/11/chartex" xmlns:cx6="http://schemas.microsoft.com/office/drawing/2016/5/12/chartex" xmlns:cx7="http://schemas.microsoft.com/office/drawing/2016/5/13/chartex" xmlns:cx8="http://schemas.microsoft.com/office/drawing/2016/5/14/chartex" xmlns:mc="http://schemas.openxmlformats.org/markup-compatibility/2006" xmlns:aink="http://schemas.microsoft.com/office/drawing/2016/ink" xmlns:am3d="http://schemas.microsoft.com/office/drawing/2017/model3d" xmlns:o="urn:schemas-microsoft-com:office:office" xmlns:oel="http://schemas.microsoft.com/office/2019/extlst" xmlns:r="http://schemas.openxmlformats.org/officeDocument/2006/relationships" xmlns:m="http://schemas.openxmlformats.org/officeDocument/2006/math" xmlns:v="urn:schemas-microsoft-com:vml" xmlns:wp14="http://schemas.microsoft.com/office/word/2010/wordprocessingDrawing" xmlns:wp="http://schemas.openxmlformats.org/drawingml/2006/wordprocessingDrawing" xmlns:w10="urn:schemas-microsoft-com:office:word" xmlns:w="http://schemas.openxmlformats.org/wordprocessingml/2006/main" xmlns:w14="http://schemas.microsoft.com/office/word/2010/wordml" xmlns:w15="http://schemas.microsoft.com/office/word/2012/wordml" xmlns:w16cex="http://schemas.microsoft.com/office/word/2018/wordml/cex" xmlns:w16cid="http://schemas.microsoft.com/office/word/2016/wordml/cid" xmlns:w16="http://schemas.microsoft.com/office/word/2018/wordml" xmlns:w16sdtdh="http://schemas.microsoft.com/office/word/2020/wordml/sdtdatahash" xmlns:w16se="http://schemas.microsoft.com/office/word/2015/wordml/symex" xmlns:wpg="http://schemas.microsoft.com/office/word/2010/wordprocessingGroup" xmlns:wpi="http://schemas.microsoft.com/office/word/2010/wordprocessingInk" xmlns:wne="http://schemas.microsoft.com/office/word/2006/wordml" xmlns:wps="http://schemas.microsoft.com/office/word/2010/wordprocessingShape" mc:Ignorable="w14 w15 w16se w16cid w16 w16cex w16sdtdh wp14">
+<w:footnotes xmlns:wpc="http://schemas.microsoft.com/office/word/2010/wordprocessingCanvas" xmlns:cx="http://schemas.microsoft.com/office/drawing/2014/chartex" xmlns:cx1="http://schemas.microsoft.com/office/drawing/2015/9/8/chartex" xmlns:cx2="http://schemas.microsoft.com/office/drawing/2015/10/21/chartex" xmlns:cx3="http://schemas.microsoft.com/office/drawing/2016/5/9/chartex" xmlns:cx4="http://schemas.microsoft.com/office/drawing/2016/5/10/chartex" xmlns:cx5="http://schemas.microsoft.com/office/drawing/2016/5/11/chartex" xmlns:cx6="http://schemas.microsoft.com/office/drawing/2016/5/12/chartex" xmlns:cx7="http://schemas.microsoft.com/office/drawing/2016/5/13/chartex" xmlns:cx8="http://schemas.microsoft.com/office/drawing/2016/5/14/chartex" xmlns:mc="http://schemas.openxmlformats.org/markup-compatibility/2006" xmlns:aink="http://schemas.microsoft.com/office/drawing/2016/ink" xmlns:am3d="http://schemas.microsoft.com/office/drawing/2017/model3d" xmlns:o="urn:schemas-microsoft-com:office:office" xmlns:oel="http://schemas.microsoft.com/office/2019/extlst" xmlns:r="http://schemas.openxmlformats.org/officeDocument/2006/relationships" xmlns:m="http://schemas.openxmlformats.org/officeDocument/2006/math" xmlns:v="urn:schemas-microsoft-com:vml" xmlns:wp14="http://schemas.microsoft.com/office/word/2010/wordprocessingDrawing" xmlns:wp="http://schemas.openxmlformats.org/drawingml/2006/wordprocessingDrawing" xmlns:w10="urn:schemas-microsoft-com:office:word" xmlns:w="http://schemas.openxmlformats.org/wordprocessingml/2006/main" xmlns:w14="http://schemas.microsoft.com/office/word/2010/wordml" xmlns:w15="http://schemas.microsoft.com/office/word/2012/wordml" xmlns:w16cex="http://schemas.microsoft.com/office/word/2018/wordml/cex" xmlns:w16cid="http://schemas.microsoft.com/office/word/2016/wordml/cid" xmlns:w16="http://schemas.microsoft.com/office/word/2018/wordml" xmlns:w16du="http://schemas.microsoft.com/office/word/2023/wordml/word16du" xmlns:w16sdtdh="http://schemas.microsoft.com/office/word/2020/wordml/sdtdatahash" xmlns:w16sdtfl="http://schemas.microsoft.com/office/word/2024/wordml/sdtformatlock" xmlns:w16se="http://schemas.microsoft.com/office/word/2015/wordml/symex" xmlns:wpg="http://schemas.microsoft.com/office/word/2010/wordprocessingGroup" xmlns:wpi="http://schemas.microsoft.com/office/word/2010/wordprocessingInk" xmlns:wne="http://schemas.microsoft.com/office/word/2006/wordml" xmlns:wps="http://schemas.microsoft.com/office/word/2010/wordprocessingShape" mc:Ignorable="w14 w15 w16se w16cid w16 w16cex w16sdtdh w16sdtfl w16du wp14">
   <w:footnote w:type="separator" w:id="-1">
     <w:p>
       <w:pPr>
@@ -317,7 +363,7 @@
 </file>
 
 <file path=word/header1.xml><?xml version="1.0" encoding="utf-8"?>
-<w:hdr xmlns:wpc="http://schemas.microsoft.com/office/word/2010/wordprocessingCanvas" xmlns:cx="http://schemas.microsoft.com/office/drawing/2014/chartex" xmlns:cx1="http://schemas.microsoft.com/office/drawing/2015/9/8/chartex" xmlns:cx2="http://schemas.microsoft.com/office/drawing/2015/10/21/chartex" xmlns:cx3="http://schemas.microsoft.com/office/drawing/2016/5/9/chartex" xmlns:cx4="http://schemas.microsoft.com/office/drawing/2016/5/10/chartex" xmlns:cx5="http://schemas.microsoft.com/office/drawing/2016/5/11/chartex" xmlns:cx6="http://schemas.microsoft.com/office/drawing/2016/5/12/chartex" xmlns:cx7="http://schemas.microsoft.com/office/drawing/2016/5/13/chartex" xmlns:cx8="http://schemas.microsoft.com/office/drawing/2016/5/14/chartex" xmlns:mc="http://schemas.openxmlformats.org/markup-compatibility/2006" xmlns:aink="http://schemas.microsoft.com/office/drawing/2016/ink" xmlns:am3d="http://schemas.microsoft.com/office/drawing/2017/model3d" xmlns:o="urn:schemas-microsoft-com:office:office" xmlns:oel="http://schemas.microsoft.com/office/2019/extlst" xmlns:r="http://schemas.openxmlformats.org/officeDocument/2006/relationships" xmlns:m="http://schemas.openxmlformats.org/officeDocument/2006/math" xmlns:v="urn:schemas-microsoft-com:vml" xmlns:wp14="http://schemas.microsoft.com/office/word/2010/wordprocessingDrawing" xmlns:wp="http://schemas.openxmlformats.org/drawingml/2006/wordprocessingDrawing" xmlns:w10="urn:schemas-microsoft-com:office:word" xmlns:w="http://schemas.openxmlformats.org/wordprocessingml/2006/main" xmlns:w14="http://schemas.microsoft.com/office/word/2010/wordml" xmlns:w15="http://schemas.microsoft.com/office/word/2012/wordml" xmlns:w16cex="http://schemas.microsoft.com/office/word/2018/wordml/cex" xmlns:w16cid="http://schemas.microsoft.com/office/word/2016/wordml/cid" xmlns:w16="http://schemas.microsoft.com/office/word/2018/wordml" xmlns:w16sdtdh="http://schemas.microsoft.com/office/word/2020/wordml/sdtdatahash" xmlns:w16se="http://schemas.microsoft.com/office/word/2015/wordml/symex" xmlns:wpg="http://schemas.microsoft.com/office/word/2010/wordprocessingGroup" xmlns:wpi="http://schemas.microsoft.com/office/word/2010/wordprocessingInk" xmlns:wne="http://schemas.microsoft.com/office/word/2006/wordml" xmlns:wps="http://schemas.microsoft.com/office/word/2010/wordprocessingShape" mc:Ignorable="w14 w15 w16se w16cid w16 w16cex w16sdtdh wp14">
+<w:hdr xmlns:wpc="http://schemas.microsoft.com/office/word/2010/wordprocessingCanvas" xmlns:cx="http://schemas.microsoft.com/office/drawing/2014/chartex" xmlns:cx1="http://schemas.microsoft.com/office/drawing/2015/9/8/chartex" xmlns:cx2="http://schemas.microsoft.com/office/drawing/2015/10/21/chartex" xmlns:cx3="http://schemas.microsoft.com/office/drawing/2016/5/9/chartex" xmlns:cx4="http://schemas.microsoft.com/office/drawing/2016/5/10/chartex" xmlns:cx5="http://schemas.microsoft.com/office/drawing/2016/5/11/chartex" xmlns:cx6="http://schemas.microsoft.com/office/drawing/2016/5/12/chartex" xmlns:cx7="http://schemas.microsoft.com/office/drawing/2016/5/13/chartex" xmlns:cx8="http://schemas.microsoft.com/office/drawing/2016/5/14/chartex" xmlns:mc="http://schemas.openxmlformats.org/markup-compatibility/2006" xmlns:aink="http://schemas.microsoft.com/office/drawing/2016/ink" xmlns:am3d="http://schemas.microsoft.com/office/drawing/2017/model3d" xmlns:o="urn:schemas-microsoft-com:office:office" xmlns:oel="http://schemas.microsoft.com/office/2019/extlst" xmlns:r="http://schemas.openxmlformats.org/officeDocument/2006/relationships" xmlns:m="http://schemas.openxmlformats.org/officeDocument/2006/math" xmlns:v="urn:schemas-microsoft-com:vml" xmlns:wp14="http://schemas.microsoft.com/office/word/2010/wordprocessingDrawing" xmlns:wp="http://schemas.openxmlformats.org/drawingml/2006/wordprocessingDrawing" xmlns:w10="urn:schemas-microsoft-com:office:word" xmlns:w="http://schemas.openxmlformats.org/wordprocessingml/2006/main" xmlns:w14="http://schemas.microsoft.com/office/word/2010/wordml" xmlns:w15="http://schemas.microsoft.com/office/word/2012/wordml" xmlns:w16cex="http://schemas.microsoft.com/office/word/2018/wordml/cex" xmlns:w16cid="http://schemas.microsoft.com/office/word/2016/wordml/cid" xmlns:w16="http://schemas.microsoft.com/office/word/2018/wordml" xmlns:w16du="http://schemas.microsoft.com/office/word/2023/wordml/word16du" xmlns:w16sdtdh="http://schemas.microsoft.com/office/word/2020/wordml/sdtdatahash" xmlns:w16sdtfl="http://schemas.microsoft.com/office/word/2024/wordml/sdtformatlock" xmlns:w16se="http://schemas.microsoft.com/office/word/2015/wordml/symex" xmlns:wpg="http://schemas.microsoft.com/office/word/2010/wordprocessingGroup" xmlns:wpi="http://schemas.microsoft.com/office/word/2010/wordprocessingInk" xmlns:wne="http://schemas.microsoft.com/office/word/2006/wordml" xmlns:wps="http://schemas.microsoft.com/office/word/2010/wordprocessingShape" mc:Ignorable="w14 w15 w16se w16cid w16 w16cex w16sdtdh w16sdtfl w16du wp14">
   <w:p>
     <w:pPr>
       <w:pStyle w:val="Header"/>
@@ -327,7 +373,7 @@
 </file>
 
 <file path=word/header2.xml><?xml version="1.0" encoding="utf-8"?>
-<w:hdr xmlns:wpc="http://schemas.microsoft.com/office/word/2010/wordprocessingCanvas" xmlns:cx="http://schemas.microsoft.com/office/drawing/2014/chartex" xmlns:cx1="http://schemas.microsoft.com/office/drawing/2015/9/8/chartex" xmlns:cx2="http://schemas.microsoft.com/office/drawing/2015/10/21/chartex" xmlns:cx3="http://schemas.microsoft.com/office/drawing/2016/5/9/chartex" xmlns:cx4="http://schemas.microsoft.com/office/drawing/2016/5/10/chartex" xmlns:cx5="http://schemas.microsoft.com/office/drawing/2016/5/11/chartex" xmlns:cx6="http://schemas.microsoft.com/office/drawing/2016/5/12/chartex" xmlns:cx7="http://schemas.microsoft.com/office/drawing/2016/5/13/chartex" xmlns:cx8="http://schemas.microsoft.com/office/drawing/2016/5/14/chartex" xmlns:mc="http://schemas.openxmlformats.org/markup-compatibility/2006" xmlns:aink="http://schemas.microsoft.com/office/drawing/2016/ink" xmlns:am3d="http://schemas.microsoft.com/office/drawing/2017/model3d" xmlns:o="urn:schemas-microsoft-com:office:office" xmlns:oel="http://schemas.microsoft.com/office/2019/extlst" xmlns:r="http://schemas.openxmlformats.org/officeDocument/2006/relationships" xmlns:m="http://schemas.openxmlformats.org/officeDocument/2006/math" xmlns:v="urn:schemas-microsoft-com:vml" xmlns:wp14="http://schemas.microsoft.com/office/word/2010/wordprocessingDrawing" xmlns:wp="http://schemas.openxmlformats.org/drawingml/2006/wordprocessingDrawing" xmlns:w10="urn:schemas-microsoft-com:office:word" xmlns:w="http://schemas.openxmlformats.org/wordprocessingml/2006/main" xmlns:w14="http://schemas.microsoft.com/office/word/2010/wordml" xmlns:w15="http://schemas.microsoft.com/office/word/2012/wordml" xmlns:w16cex="http://schemas.microsoft.com/office/word/2018/wordml/cex" xmlns:w16cid="http://schemas.microsoft.com/office/word/2016/wordml/cid" xmlns:w16="http://schemas.microsoft.com/office/word/2018/wordml" xmlns:w16sdtdh="http://schemas.microsoft.com/office/word/2020/wordml/sdtdatahash" xmlns:w16se="http://schemas.microsoft.com/office/word/2015/wordml/symex" xmlns:wpg="http://schemas.microsoft.com/office/word/2010/wordprocessingGroup" xmlns:wpi="http://schemas.microsoft.com/office/word/2010/wordprocessingInk" xmlns:wne="http://schemas.microsoft.com/office/word/2006/wordml" xmlns:wps="http://schemas.microsoft.com/office/word/2010/wordprocessingShape" mc:Ignorable="w14 w15 w16se w16cid w16 w16cex w16sdtdh wp14">
+<w:hdr xmlns:wpc="http://schemas.microsoft.com/office/word/2010/wordprocessingCanvas" xmlns:cx="http://schemas.microsoft.com/office/drawing/2014/chartex" xmlns:cx1="http://schemas.microsoft.com/office/drawing/2015/9/8/chartex" xmlns:cx2="http://schemas.microsoft.com/office/drawing/2015/10/21/chartex" xmlns:cx3="http://schemas.microsoft.com/office/drawing/2016/5/9/chartex" xmlns:cx4="http://schemas.microsoft.com/office/drawing/2016/5/10/chartex" xmlns:cx5="http://schemas.microsoft.com/office/drawing/2016/5/11/chartex" xmlns:cx6="http://schemas.microsoft.com/office/drawing/2016/5/12/chartex" xmlns:cx7="http://schemas.microsoft.com/office/drawing/2016/5/13/chartex" xmlns:cx8="http://schemas.microsoft.com/office/drawing/2016/5/14/chartex" xmlns:mc="http://schemas.openxmlformats.org/markup-compatibility/2006" xmlns:aink="http://schemas.microsoft.com/office/drawing/2016/ink" xmlns:am3d="http://schemas.microsoft.com/office/drawing/2017/model3d" xmlns:o="urn:schemas-microsoft-com:office:office" xmlns:oel="http://schemas.microsoft.com/office/2019/extlst" xmlns:r="http://schemas.openxmlformats.org/officeDocument/2006/relationships" xmlns:m="http://schemas.openxmlformats.org/officeDocument/2006/math" xmlns:v="urn:schemas-microsoft-com:vml" xmlns:wp14="http://schemas.microsoft.com/office/word/2010/wordprocessingDrawing" xmlns:wp="http://schemas.openxmlformats.org/drawingml/2006/wordprocessingDrawing" xmlns:w10="urn:schemas-microsoft-com:office:word" xmlns:w="http://schemas.openxmlformats.org/wordprocessingml/2006/main" xmlns:w14="http://schemas.microsoft.com/office/word/2010/wordml" xmlns:w15="http://schemas.microsoft.com/office/word/2012/wordml" xmlns:w16cex="http://schemas.microsoft.com/office/word/2018/wordml/cex" xmlns:w16cid="http://schemas.microsoft.com/office/word/2016/wordml/cid" xmlns:w16="http://schemas.microsoft.com/office/word/2018/wordml" xmlns:w16du="http://schemas.microsoft.com/office/word/2023/wordml/word16du" xmlns:w16sdtdh="http://schemas.microsoft.com/office/word/2020/wordml/sdtdatahash" xmlns:w16sdtfl="http://schemas.microsoft.com/office/word/2024/wordml/sdtformatlock" xmlns:w16se="http://schemas.microsoft.com/office/word/2015/wordml/symex" xmlns:wpg="http://schemas.microsoft.com/office/word/2010/wordprocessingGroup" xmlns:wpi="http://schemas.microsoft.com/office/word/2010/wordprocessingInk" xmlns:wne="http://schemas.microsoft.com/office/word/2006/wordml" xmlns:wps="http://schemas.microsoft.com/office/word/2010/wordprocessingShape" mc:Ignorable="w14 w15 w16se w16cid w16 w16cex w16sdtdh w16sdtfl w16du wp14">
   <w:p>
     <w:pPr>
       <w:pStyle w:val="Header"/>
@@ -338,7 +384,7 @@
 </file>
 
 <file path=word/header3.xml><?xml version="1.0" encoding="utf-8"?>
-<w:hdr xmlns:wpc="http://schemas.microsoft.com/office/word/2010/wordprocessingCanvas" xmlns:cx="http://schemas.microsoft.com/office/drawing/2014/chartex" xmlns:cx1="http://schemas.microsoft.com/office/drawing/2015/9/8/chartex" xmlns:cx2="http://schemas.microsoft.com/office/drawing/2015/10/21/chartex" xmlns:cx3="http://schemas.microsoft.com/office/drawing/2016/5/9/chartex" xmlns:cx4="http://schemas.microsoft.com/office/drawing/2016/5/10/chartex" xmlns:cx5="http://schemas.microsoft.com/office/drawing/2016/5/11/chartex" xmlns:cx6="http://schemas.microsoft.com/office/drawing/2016/5/12/chartex" xmlns:cx7="http://schemas.microsoft.com/office/drawing/2016/5/13/chartex" xmlns:cx8="http://schemas.microsoft.com/office/drawing/2016/5/14/chartex" xmlns:mc="http://schemas.openxmlformats.org/markup-compatibility/2006" xmlns:aink="http://schemas.microsoft.com/office/drawing/2016/ink" xmlns:am3d="http://schemas.microsoft.com/office/drawing/2017/model3d" xmlns:o="urn:schemas-microsoft-com:office:office" xmlns:oel="http://schemas.microsoft.com/office/2019/extlst" xmlns:r="http://schemas.openxmlformats.org/officeDocument/2006/relationships" xmlns:m="http://schemas.openxmlformats.org/officeDocument/2006/math" xmlns:v="urn:schemas-microsoft-com:vml" xmlns:wp14="http://schemas.microsoft.com/office/word/2010/wordprocessingDrawing" xmlns:wp="http://schemas.openxmlformats.org/drawingml/2006/wordprocessingDrawing" xmlns:w10="urn:schemas-microsoft-com:office:word" xmlns:w="http://schemas.openxmlformats.org/wordprocessingml/2006/main" xmlns:w14="http://schemas.microsoft.com/office/word/2010/wordml" xmlns:w15="http://schemas.microsoft.com/office/word/2012/wordml" xmlns:w16cex="http://schemas.microsoft.com/office/word/2018/wordml/cex" xmlns:w16cid="http://schemas.microsoft.com/office/word/2016/wordml/cid" xmlns:w16="http://schemas.microsoft.com/office/word/2018/wordml" xmlns:w16sdtdh="http://schemas.microsoft.com/office/word/2020/wordml/sdtdatahash" xmlns:w16se="http://schemas.microsoft.com/office/word/2015/wordml/symex" xmlns:wpg="http://schemas.microsoft.com/office/word/2010/wordprocessingGroup" xmlns:wpi="http://schemas.microsoft.com/office/word/2010/wordprocessingInk" xmlns:wne="http://schemas.microsoft.com/office/word/2006/wordml" xmlns:wps="http://schemas.microsoft.com/office/word/2010/wordprocessingShape" mc:Ignorable="w14 w15 w16se w16cid w16 w16cex w16sdtdh wp14">
+<w:hdr xmlns:wpc="http://schemas.microsoft.com/office/word/2010/wordprocessingCanvas" xmlns:cx="http://schemas.microsoft.com/office/drawing/2014/chartex" xmlns:cx1="http://schemas.microsoft.com/office/drawing/2015/9/8/chartex" xmlns:cx2="http://schemas.microsoft.com/office/drawing/2015/10/21/chartex" xmlns:cx3="http://schemas.microsoft.com/office/drawing/2016/5/9/chartex" xmlns:cx4="http://schemas.microsoft.com/office/drawing/2016/5/10/chartex" xmlns:cx5="http://schemas.microsoft.com/office/drawing/2016/5/11/chartex" xmlns:cx6="http://schemas.microsoft.com/office/drawing/2016/5/12/chartex" xmlns:cx7="http://schemas.microsoft.com/office/drawing/2016/5/13/chartex" xmlns:cx8="http://schemas.microsoft.com/office/drawing/2016/5/14/chartex" xmlns:mc="http://schemas.openxmlformats.org/markup-compatibility/2006" xmlns:aink="http://schemas.microsoft.com/office/drawing/2016/ink" xmlns:am3d="http://schemas.microsoft.com/office/drawing/2017/model3d" xmlns:o="urn:schemas-microsoft-com:office:office" xmlns:oel="http://schemas.microsoft.com/office/2019/extlst" xmlns:r="http://schemas.openxmlformats.org/officeDocument/2006/relationships" xmlns:m="http://schemas.openxmlformats.org/officeDocument/2006/math" xmlns:v="urn:schemas-microsoft-com:vml" xmlns:wp14="http://schemas.microsoft.com/office/word/2010/wordprocessingDrawing" xmlns:wp="http://schemas.openxmlformats.org/drawingml/2006/wordprocessingDrawing" xmlns:w10="urn:schemas-microsoft-com:office:word" xmlns:w="http://schemas.openxmlformats.org/wordprocessingml/2006/main" xmlns:w14="http://schemas.microsoft.com/office/word/2010/wordml" xmlns:w15="http://schemas.microsoft.com/office/word/2012/wordml" xmlns:w16cex="http://schemas.microsoft.com/office/word/2018/wordml/cex" xmlns:w16cid="http://schemas.microsoft.com/office/word/2016/wordml/cid" xmlns:w16="http://schemas.microsoft.com/office/word/2018/wordml" xmlns:w16du="http://schemas.microsoft.com/office/word/2023/wordml/word16du" xmlns:w16sdtdh="http://schemas.microsoft.com/office/word/2020/wordml/sdtdatahash" xmlns:w16sdtfl="http://schemas.microsoft.com/office/word/2024/wordml/sdtformatlock" xmlns:w16se="http://schemas.microsoft.com/office/word/2015/wordml/symex" xmlns:wpg="http://schemas.microsoft.com/office/word/2010/wordprocessingGroup" xmlns:wpi="http://schemas.microsoft.com/office/word/2010/wordprocessingInk" xmlns:wne="http://schemas.microsoft.com/office/word/2006/wordml" xmlns:wps="http://schemas.microsoft.com/office/word/2010/wordprocessingShape" mc:Ignorable="w14 w15 w16se w16cid w16 w16cex w16sdtdh w16sdtfl w16du wp14">
   <w:p>
     <w:pPr>
       <w:pStyle w:val="Header"/>
@@ -347,7 +393,7 @@
     <w:r>
       <w:tab/>
       <w:tab/>
-      <w:t>2026-06-17</w:t>
+      <w:t>2026-06-18</w:t>
       <w:br/>
       <w:br/>
     </w:r>
@@ -360,7 +406,7 @@
 </file>
 
 <file path=word/numbering.xml><?xml version="1.0" encoding="utf-8"?>
-<w:numbering xmlns:wpc="http://schemas.microsoft.com/office/word/2010/wordprocessingCanvas" xmlns:cx="http://schemas.microsoft.com/office/drawing/2014/chartex" xmlns:cx1="http://schemas.microsoft.com/office/drawing/2015/9/8/chartex" xmlns:cx2="http://schemas.microsoft.com/office/drawing/2015/10/21/chartex" xmlns:cx3="http://schemas.microsoft.com/office/drawing/2016/5/9/chartex" xmlns:cx4="http://schemas.microsoft.com/office/drawing/2016/5/10/chartex" xmlns:cx5="http://schemas.microsoft.com/office/drawing/2016/5/11/chartex" xmlns:cx6="http://schemas.microsoft.com/office/drawing/2016/5/12/chartex" xmlns:cx7="http://schemas.microsoft.com/office/drawing/2016/5/13/chartex" xmlns:cx8="http://schemas.microsoft.com/office/drawing/2016/5/14/chartex" xmlns:mc="http://schemas.openxmlformats.org/markup-compatibility/2006" xmlns:aink="http://schemas.microsoft.com/office/drawing/2016/ink" xmlns:am3d="http://schemas.microsoft.com/office/drawing/2017/model3d" xmlns:o="urn:schemas-microsoft-com:office:office" xmlns:oel="http://schemas.microsoft.com/office/2019/extlst" xmlns:r="http://schemas.openxmlformats.org/officeDocument/2006/relationships" xmlns:m="http://schemas.openxmlformats.org/officeDocument/2006/math" xmlns:v="urn:schemas-microsoft-com:vml" xmlns:wp14="http://schemas.microsoft.com/office/word/2010/wordprocessingDrawing" xmlns:wp="http://schemas.openxmlformats.org/drawingml/2006/wordprocessingDrawing" xmlns:w10="urn:schemas-microsoft-com:office:word" xmlns:w="http://schemas.openxmlformats.org/wordprocessingml/2006/main" xmlns:w14="http://schemas.microsoft.com/office/word/2010/wordml" xmlns:w15="http://schemas.microsoft.com/office/word/2012/wordml" xmlns:w16cex="http://schemas.microsoft.com/office/word/2018/wordml/cex" xmlns:w16cid="http://schemas.microsoft.com/office/word/2016/wordml/cid" xmlns:w16="http://schemas.microsoft.com/office/word/2018/wordml" xmlns:w16sdtdh="http://schemas.microsoft.com/office/word/2020/wordml/sdtdatahash" xmlns:w16se="http://schemas.microsoft.com/office/word/2015/wordml/symex" xmlns:wpg="http://schemas.microsoft.com/office/word/2010/wordprocessingGroup" xmlns:wpi="http://schemas.microsoft.com/office/word/2010/wordprocessingInk" xmlns:wne="http://schemas.microsoft.com/office/word/2006/wordml" xmlns:wps="http://schemas.microsoft.com/office/word/2010/wordprocessingShape" mc:Ignorable="w14 w15 w16se w16cid w16 w16cex w16sdtdh wp14">
+<w:numbering xmlns:wpc="http://schemas.microsoft.com/office/word/2010/wordprocessingCanvas" xmlns:cx="http://schemas.microsoft.com/office/drawing/2014/chartex" xmlns:cx1="http://schemas.microsoft.com/office/drawing/2015/9/8/chartex" xmlns:cx2="http://schemas.microsoft.com/office/drawing/2015/10/21/chartex" xmlns:cx3="http://schemas.microsoft.com/office/drawing/2016/5/9/chartex" xmlns:cx4="http://schemas.microsoft.com/office/drawing/2016/5/10/chartex" xmlns:cx5="http://schemas.microsoft.com/office/drawing/2016/5/11/chartex" xmlns:cx6="http://schemas.microsoft.com/office/drawing/2016/5/12/chartex" xmlns:cx7="http://schemas.microsoft.com/office/drawing/2016/5/13/chartex" xmlns:cx8="http://schemas.microsoft.com/office/drawing/2016/5/14/chartex" xmlns:mc="http://schemas.openxmlformats.org/markup-compatibility/2006" xmlns:aink="http://schemas.microsoft.com/office/drawing/2016/ink" xmlns:am3d="http://schemas.microsoft.com/office/drawing/2017/model3d" xmlns:o="urn:schemas-microsoft-com:office:office" xmlns:oel="http://schemas.microsoft.com/office/2019/extlst" xmlns:r="http://schemas.openxmlformats.org/officeDocument/2006/relationships" xmlns:m="http://schemas.openxmlformats.org/officeDocument/2006/math" xmlns:v="urn:schemas-microsoft-com:vml" xmlns:wp14="http://schemas.microsoft.com/office/word/2010/wordprocessingDrawing" xmlns:wp="http://schemas.openxmlformats.org/drawingml/2006/wordprocessingDrawing" xmlns:w10="urn:schemas-microsoft-com:office:word" xmlns:w="http://schemas.openxmlformats.org/wordprocessingml/2006/main" xmlns:w14="http://schemas.microsoft.com/office/word/2010/wordml" xmlns:w15="http://schemas.microsoft.com/office/word/2012/wordml" xmlns:w16cex="http://schemas.microsoft.com/office/word/2018/wordml/cex" xmlns:w16cid="http://schemas.microsoft.com/office/word/2016/wordml/cid" xmlns:w16="http://schemas.microsoft.com/office/word/2018/wordml" xmlns:w16du="http://schemas.microsoft.com/office/word/2023/wordml/word16du" xmlns:w16sdtdh="http://schemas.microsoft.com/office/word/2020/wordml/sdtdatahash" xmlns:w16sdtfl="http://schemas.microsoft.com/office/word/2024/wordml/sdtformatlock" xmlns:w16se="http://schemas.microsoft.com/office/word/2015/wordml/symex" xmlns:wpg="http://schemas.microsoft.com/office/word/2010/wordprocessingGroup" xmlns:wpi="http://schemas.microsoft.com/office/word/2010/wordprocessingInk" xmlns:wne="http://schemas.microsoft.com/office/word/2006/wordml" xmlns:wps="http://schemas.microsoft.com/office/word/2010/wordprocessingShape" mc:Ignorable="w14 w15 w16se w16cid w16 w16cex w16sdtdh w16sdtfl w16du wp14">
   <w:abstractNum w:abstractNumId="0" w15:restartNumberingAfterBreak="0">
     <w:nsid w:val="FFFFFF7C"/>
     <w:multiLevelType w:val="singleLevel"/>
@@ -563,7 +609,7 @@
 </file>
 
 <file path=word/styles.xml><?xml version="1.0" encoding="utf-8"?>
-<w:styles xmlns:mc="http://schemas.openxmlformats.org/markup-compatibility/2006" xmlns:r="http://schemas.openxmlformats.org/officeDocument/2006/relationships" xmlns:w="http://schemas.openxmlformats.org/wordprocessingml/2006/main" xmlns:w14="http://schemas.microsoft.com/office/word/2010/wordml" xmlns:w15="http://schemas.microsoft.com/office/word/2012/wordml" xmlns:w16cex="http://schemas.microsoft.com/office/word/2018/wordml/cex" xmlns:w16cid="http://schemas.microsoft.com/office/word/2016/wordml/cid" xmlns:w16="http://schemas.microsoft.com/office/word/2018/wordml" xmlns:w16sdtdh="http://schemas.microsoft.com/office/word/2020/wordml/sdtdatahash" xmlns:w16se="http://schemas.microsoft.com/office/word/2015/wordml/symex" mc:Ignorable="w14 w15 w16se w16cid w16 w16cex w16sdtdh">
+<w:styles xmlns:mc="http://schemas.openxmlformats.org/markup-compatibility/2006" xmlns:r="http://schemas.openxmlformats.org/officeDocument/2006/relationships" xmlns:w="http://schemas.openxmlformats.org/wordprocessingml/2006/main" xmlns:w14="http://schemas.microsoft.com/office/word/2010/wordml" xmlns:w15="http://schemas.microsoft.com/office/word/2012/wordml" xmlns:w16cex="http://schemas.microsoft.com/office/word/2018/wordml/cex" xmlns:w16cid="http://schemas.microsoft.com/office/word/2016/wordml/cid" xmlns:w16="http://schemas.microsoft.com/office/word/2018/wordml" xmlns:w16du="http://schemas.microsoft.com/office/word/2023/wordml/word16du" xmlns:w16sdtdh="http://schemas.microsoft.com/office/word/2020/wordml/sdtdatahash" xmlns:w16sdtfl="http://schemas.microsoft.com/office/word/2024/wordml/sdtformatlock" xmlns:w16se="http://schemas.microsoft.com/office/word/2015/wordml/symex" mc:Ignorable="w14 w15 w16se w16cid w16 w16cex w16sdtdh w16sdtfl w16du">
   <w:docDefaults>
     <w:rPrDefault>
       <w:rPr>
@@ -1321,7 +1367,7 @@
     <w:link w:val="TitleChar"/>
     <w:uiPriority w:val="10"/>
     <w:qFormat/>
-    <w:rsid w:val="007106C8"/>
+    <w:rsid w:val="00E854FA"/>
     <w:pPr>
       <w:spacing w:after="300" w:line="240" w:lineRule="auto"/>
       <w:contextualSpacing/>
@@ -1331,7 +1377,7 @@
       <w:rFonts w:eastAsiaTheme="majorEastAsia" w:cstheme="majorBidi"/>
       <w:spacing w:val="5"/>
       <w:kern w:val="28"/>
-      <w:sz w:val="52"/>
+      <w:sz w:val="40"/>
       <w:szCs w:val="52"/>
       <w:lang w:val="sv-SE" w:eastAsia="en-US" w:bidi="ar-SA"/>
     </w:rPr>
@@ -1341,12 +1387,12 @@
     <w:basedOn w:val="DefaultParagraphFont"/>
     <w:link w:val="Title"/>
     <w:uiPriority w:val="10"/>
-    <w:rsid w:val="007106C8"/>
+    <w:rsid w:val="00E854FA"/>
     <w:rPr>
       <w:rFonts w:ascii="Times New Roman" w:eastAsiaTheme="majorEastAsia" w:hAnsi="Times New Roman" w:cstheme="majorBidi"/>
       <w:spacing w:val="5"/>
       <w:kern w:val="28"/>
-      <w:sz w:val="52"/>
+      <w:sz w:val="40"/>
       <w:szCs w:val="52"/>
       <w:lang w:val="sv-SE" w:eastAsia="en-US" w:bidi="ar-SA"/>
     </w:rPr>

--- a/tillsyn/A 5171-2026 tillsynsbegäran.docx
+++ b/tillsyn/A 5171-2026 tillsynsbegäran.docx
@@ -393,7 +393,7 @@
     <w:r>
       <w:tab/>
       <w:tab/>
-      <w:t>2026-06-18</w:t>
+      <w:t>2026-06-19</w:t>
       <w:br/>
       <w:br/>
     </w:r>

--- a/tillsyn/A 5171-2026 tillsynsbegäran.docx
+++ b/tillsyn/A 5171-2026 tillsynsbegäran.docx
@@ -393,7 +393,7 @@
     <w:r>
       <w:tab/>
       <w:tab/>
-      <w:t>2026-06-19</w:t>
+      <w:t>2026-06-20</w:t>
       <w:br/>
       <w:br/>
     </w:r>

--- a/tillsyn/A 5171-2026 tillsynsbegäran.docx
+++ b/tillsyn/A 5171-2026 tillsynsbegäran.docx
@@ -12,10 +12,7 @@
     </w:p>
     <w:p>
       <w:r>
-        <w:t>Detta dokument behandlar höga naturvärden i avverkningsanmälan A 5171-2026 i Östersunds kommun som inkom 2026-01-27 och omfattar 4,1 ha.</w:t>
-      </w:r>
-      <w:r>
-        <w:t xml:space="preserve"> I Figur 1 visas fyndplatser för naturvårdsarter i området, som finns registrerade på Artportalen.</w:t>
+        <w:t>Denna tillsynsbegäran behandlar höga naturvärden i avverkningsanmälan A 5171-2026 i Östersunds kommun som inkom 2026-01-27 och omfattar 4,1 ha.</w:t>
       </w:r>
     </w:p>
     <w:p>
@@ -63,7 +60,20 @@
         <w:spacing w:after="240"/>
       </w:pPr>
       <w:r>
-        <w:t>Figur 1. Fyndplatser för naturvårdsarter i och inom 11 meter från avverkningsanmälan (röd linje). Inom parentes anges rödlistekategorier, S för signalarter, Tför typiska arter och fridlysningsparagrafer i artskyddsförordningen.Markörer utan svart kant är placerade på fyndplatsen. Markörer med svart kant är placerade vid sidan av fyndplatsen och har ett svart streck som visar fyndplatsens exakta position. Kartans mittpunktskoordinat är N 7001620, E 476978 i SWEREF 99 TM.</w:t>
+        <w:t>Figur 1. Fyndplatser för naturvårdsarter i och inom 11 meter från avverkningsanmälan. Markörer utan svart kant är placerade på fyndplatsen. Markörer med svart kant är placerade vid sidan av fyndplatsen har ett svart streck som visar fyndplatsens exakta position. Kartans mittpunktskoordinat är N 7001620, E 476978 i SWEREF 99 TM.</w:t>
+      </w:r>
+    </w:p>
+    <w:p>
+      <w:r>
+        <w:t>I och inom 11 meter från avverkningsanmälan finns fynd av 5 naturvårdsarter, varav 1 är rödlistad, 2 är fridlysta, 4 är typiska (T) och 4 är signalarter (S): fjällig taggsvamp s.str. (NT), korallblylav (S, T), korallrot (S, T, §8), spindelblomster (S, T, §8) och stuplav (S, T). Se Figur 1.</w:t>
+      </w:r>
+    </w:p>
+    <w:p>
+      <w:pPr>
+        <w:pStyle w:val="Heading1"/>
+      </w:pPr>
+      <w:r>
+        <w:t>Tillsynsbegäran</w:t>
       </w:r>
     </w:p>
     <w:p>
@@ -77,39 +87,56 @@
       </w:r>
     </w:p>
     <w:p>
-      <w:r>
-        <w:t>Nedan beskrivs fynd av naturvårdsarter och fridlysta arter som gjorts i det avverkningsanmälda området.</w:t>
-      </w:r>
-    </w:p>
-    <w:p>
       <w:pPr>
         <w:pStyle w:val="Heading1"/>
       </w:pPr>
       <w:r>
-        <w:t>Naturvårdsarter</w:t>
+        <w:t>Naturvårdsarter och fridlysta arter</w:t>
       </w:r>
     </w:p>
     <w:p>
       <w:r>
-        <w:t>I och inom 11 meter från avverkningsanmälan har följande 5 naturvårdsarter hittats: fjällig taggsvamp s.str. (NT), korallblylav (S, T), korallrot (S, T, §8), spindelblomster (S, T, §8) och stuplav (S, T). Av dessa är 1 rödlistade. För rödlistade arter har rödlistekategorin angivits inom parentes. Arter som är signalarter enligt Skogsstyrelsen har markerats med (S). Typiska arter inom Natura 2000 som är kopplade till skogsekosystem har markerats med (T). För fridlysta arter anges även paragrafen i Artskyddsförordningen som arten är fridlyst enligt.</w:t>
+        <w:t>Nedan följer beskrivningar av de naturvårdsarter och fridlysta arter som har sina livsmiljöer och växtplatser i den avverkningsanmälda skogen. De påträffade naturvårdsarterna är ett tydligt kvitto på att det rör sig om en skog med höga naturvärden.</w:t>
       </w:r>
     </w:p>
     <w:p>
       <w:r>
-        <w:t>De påträffade naturvårdsarterna är ett tydligt kvitto på att det rör sig om en skog med höga naturvärden.</w:t>
+        <w:rPr>
+          <w:b/>
+        </w:rPr>
+        <w:t>Fjällig taggsvamp s.str. (NT)</w:t>
       </w:r>
-    </w:p>
-    <w:p>
-      <w:pPr>
-        <w:pStyle w:val="Heading2"/>
-      </w:pPr>
       <w:r>
-        <w:t>Fridlysta arter</w:t>
+        <w:t xml:space="preserve"> bildar mykorrhiza med gran i granskog och barrblandskog, främst på frisk näringsrik mark i äldre skog med lång trädkontinuitet. Den totala populationen i landet har minskat och bedöms fortsätta minska till följd av avverkning av äldre barrskogar. Minskningstakten för den svenska populationen bedöms vara nära gränsvärdet för sårbar (VU) (SLU Artdatabanken, 2026).</w:t>
       </w:r>
     </w:p>
     <w:p>
       <w:r>
-        <w:t>Följande fridlysta arter har sina livsmiljöer och växtplatser i den avverkningsanmälda skogen: korallrot (S, T, §8) och spindelblomster (S, T, §8).</w:t>
+        <w:rPr>
+          <w:b/>
+        </w:rPr>
+        <w:t>Korallblylav</w:t>
+      </w:r>
+      <w:r>
+        <w:t xml:space="preserve"> växer på bark av asp, ask, rönn, sälg, bok och lönn och signalerar överallt skogsbestånd med höga naturvärden och den följs nästan alltid av andra ovanliga och rödlistade arter. Den indikerar hög och jämn luftfuktighet och växer främst i områden med lång skoglig kontinuitet där det funnits ett ständigt inslag av gamla lövträd. Korallblylav är typisk art för </w:t>
+      </w:r>
+      <w:r>
+        <w:rPr>
+          <w:i/>
+        </w:rPr>
+        <w:t xml:space="preserve">9020 Nordlig ädellövskog, 9070 Trädklädd betesmark, 9160 Näringsrik ekskog, 9180 Ädellövskog i branter </w:t>
+      </w:r>
+      <w:r>
+        <w:t>och</w:t>
+      </w:r>
+      <w:r>
+        <w:rPr>
+          <w:i/>
+        </w:rPr>
+        <w:t xml:space="preserve"> 9190 Näringsfattig ekskog</w:t>
+      </w:r>
+      <w:r>
+        <w:t xml:space="preserve"> (SLU Artdatabanken, 2024; Nitare &amp; Skogsstyrelsen, 2019).</w:t>
       </w:r>
     </w:p>
     <w:p>
@@ -159,54 +186,6 @@
       </w:r>
       <w:r>
         <w:t xml:space="preserve"> (Nitare &amp; Skogsstyrelsen, 2019; SLU Artdatabanken, 2025).</w:t>
-      </w:r>
-    </w:p>
-    <w:p>
-      <w:pPr>
-        <w:pStyle w:val="Heading2"/>
-      </w:pPr>
-      <w:r>
-        <w:t>Övriga naturvårdsarter</w:t>
-      </w:r>
-    </w:p>
-    <w:p>
-      <w:r>
-        <w:rPr>
-          <w:b/>
-        </w:rPr>
-        <w:t>Fjällig taggsvamp s.str. (NT)</w:t>
-      </w:r>
-      <w:r>
-        <w:t xml:space="preserve"> bildar mykorrhiza med gran i granskog och barrblandskog, främst på frisk näringsrik mark i äldre skog med lång trädkontinuitet. Den totala populationen i landet har minskat och bedöms fortsätta minska till följd av avverkning av äldre barrskogar. Minskningstakten för den svenska populationen bedöms vara nära gränsvärdet för sårbar (VU) (SLU Artdatabanken, 2026).</w:t>
-      </w:r>
-    </w:p>
-    <w:p>
-      <w:r>
-        <w:rPr>
-          <w:b/>
-        </w:rPr>
-        <w:t>Korallblylav</w:t>
-      </w:r>
-      <w:r>
-        <w:t xml:space="preserve"> växer på bark av asp, ask, rönn, sälg, bok och lönn och signalerar överallt skogsbestånd med höga naturvärden och den följs nästan alltid av andra ovanliga och rödlistade arter. Den indikerar hög och jämn luftfuktighet och växer främst i områden med lång skoglig kontinuitet där det funnits ett ständigt inslag av gamla lövträd. Korallblylav är typisk art för </w:t>
-      </w:r>
-      <w:r>
-        <w:rPr>
-          <w:i/>
-        </w:rPr>
-        <w:t xml:space="preserve">9020 Nordlig ädellövskog, 9070 Trädklädd betesmark, 9160 Näringsrik ekskog, 9180 Ädellövskog i branter </w:t>
-      </w:r>
-      <w:r>
-        <w:t>och</w:t>
-      </w:r>
-      <w:r>
-        <w:rPr>
-          <w:i/>
-        </w:rPr>
-        <w:t xml:space="preserve"> 9190 Näringsfattig ekskog</w:t>
-      </w:r>
-      <w:r>
-        <w:t xml:space="preserve"> (SLU Artdatabanken, 2024; Nitare &amp; Skogsstyrelsen, 2019).</w:t>
       </w:r>
     </w:p>
     <w:p>
@@ -393,7 +372,7 @@
     <w:r>
       <w:tab/>
       <w:tab/>
-      <w:t>2026-06-20</w:t>
+      <w:t>2026-06-21</w:t>
       <w:br/>
       <w:br/>
     </w:r>

--- a/tillsyn/A 5171-2026 tillsynsbegäran.docx
+++ b/tillsyn/A 5171-2026 tillsynsbegäran.docx
@@ -372,7 +372,7 @@
     <w:r>
       <w:tab/>
       <w:tab/>
-      <w:t>2026-06-21</w:t>
+      <w:t>2026-06-22</w:t>
       <w:br/>
       <w:br/>
     </w:r>

--- a/tillsyn/A 5171-2026 tillsynsbegäran.docx
+++ b/tillsyn/A 5171-2026 tillsynsbegäran.docx
@@ -372,7 +372,7 @@
     <w:r>
       <w:tab/>
       <w:tab/>
-      <w:t>2026-06-22</w:t>
+      <w:t>2026-06-23</w:t>
       <w:br/>
       <w:br/>
     </w:r>

--- a/tillsyn/A 5171-2026 tillsynsbegäran.docx
+++ b/tillsyn/A 5171-2026 tillsynsbegäran.docx
@@ -372,7 +372,7 @@
     <w:r>
       <w:tab/>
       <w:tab/>
-      <w:t>2026-06-23</w:t>
+      <w:t>2026-06-24</w:t>
       <w:br/>
       <w:br/>
     </w:r>

--- a/tillsyn/A 5171-2026 tillsynsbegäran.docx
+++ b/tillsyn/A 5171-2026 tillsynsbegäran.docx
@@ -372,7 +372,7 @@
     <w:r>
       <w:tab/>
       <w:tab/>
-      <w:t>2026-06-24</w:t>
+      <w:t>2026-06-25</w:t>
       <w:br/>
       <w:br/>
     </w:r>

--- a/tillsyn/A 5171-2026 tillsynsbegäran.docx
+++ b/tillsyn/A 5171-2026 tillsynsbegäran.docx
@@ -372,7 +372,7 @@
     <w:r>
       <w:tab/>
       <w:tab/>
-      <w:t>2026-06-25</w:t>
+      <w:t>2026-06-26</w:t>
       <w:br/>
       <w:br/>
     </w:r>

--- a/tillsyn/A 5171-2026 tillsynsbegäran.docx
+++ b/tillsyn/A 5171-2026 tillsynsbegäran.docx
@@ -372,7 +372,7 @@
     <w:r>
       <w:tab/>
       <w:tab/>
-      <w:t>2026-06-26</w:t>
+      <w:t>2026-06-27</w:t>
       <w:br/>
       <w:br/>
     </w:r>

--- a/tillsyn/A 5171-2026 tillsynsbegäran.docx
+++ b/tillsyn/A 5171-2026 tillsynsbegäran.docx
@@ -372,7 +372,7 @@
     <w:r>
       <w:tab/>
       <w:tab/>
-      <w:t>2026-06-27</w:t>
+      <w:t>2026-06-28</w:t>
       <w:br/>
       <w:br/>
     </w:r>

--- a/tillsyn/A 5171-2026 tillsynsbegäran.docx
+++ b/tillsyn/A 5171-2026 tillsynsbegäran.docx
@@ -372,7 +372,7 @@
     <w:r>
       <w:tab/>
       <w:tab/>
-      <w:t>2026-06-28</w:t>
+      <w:t>2026-06-29</w:t>
       <w:br/>
       <w:br/>
     </w:r>

--- a/tillsyn/A 5171-2026 tillsynsbegäran.docx
+++ b/tillsyn/A 5171-2026 tillsynsbegäran.docx
@@ -372,7 +372,7 @@
     <w:r>
       <w:tab/>
       <w:tab/>
-      <w:t>2026-06-29</w:t>
+      <w:t>2026-06-30</w:t>
       <w:br/>
       <w:br/>
     </w:r>

--- a/tillsyn/A 5171-2026 tillsynsbegäran.docx
+++ b/tillsyn/A 5171-2026 tillsynsbegäran.docx
@@ -372,7 +372,7 @@
     <w:r>
       <w:tab/>
       <w:tab/>
-      <w:t>2026-06-30</w:t>
+      <w:t>2026-07-01</w:t>
       <w:br/>
       <w:br/>
     </w:r>

--- a/tillsyn/A 5171-2026 tillsynsbegäran.docx
+++ b/tillsyn/A 5171-2026 tillsynsbegäran.docx
@@ -372,7 +372,7 @@
     <w:r>
       <w:tab/>
       <w:tab/>
-      <w:t>2026-07-01</w:t>
+      <w:t>2026-07-02</w:t>
       <w:br/>
       <w:br/>
     </w:r>
